--- a/klagomål/A 6327-2026 FSC-klagomål.docx
+++ b/klagomål/A 6327-2026 FSC-klagomål.docx
@@ -673,7 +673,7 @@
     <w:r>
       <w:tab/>
       <w:tab/>
-      <w:t>2026-02-28</w:t>
+      <w:t>2026-03-01</w:t>
       <w:br/>
       <w:br/>
     </w:r>

--- a/klagomål/A 6327-2026 FSC-klagomål.docx
+++ b/klagomål/A 6327-2026 FSC-klagomål.docx
@@ -673,7 +673,7 @@
     <w:r>
       <w:tab/>
       <w:tab/>
-      <w:t>2026-03-01</w:t>
+      <w:t>2026-03-02</w:t>
       <w:br/>
       <w:br/>
     </w:r>

--- a/klagomål/A 6327-2026 FSC-klagomål.docx
+++ b/klagomål/A 6327-2026 FSC-klagomål.docx
@@ -673,7 +673,7 @@
     <w:r>
       <w:tab/>
       <w:tab/>
-      <w:t>2026-03-02</w:t>
+      <w:t>2026-03-03</w:t>
       <w:br/>
       <w:br/>
     </w:r>

--- a/klagomål/A 6327-2026 FSC-klagomål.docx
+++ b/klagomål/A 6327-2026 FSC-klagomål.docx
@@ -673,7 +673,7 @@
     <w:r>
       <w:tab/>
       <w:tab/>
-      <w:t>2026-03-03</w:t>
+      <w:t>2026-03-04</w:t>
       <w:br/>
       <w:br/>
     </w:r>

--- a/klagomål/A 6327-2026 FSC-klagomål.docx
+++ b/klagomål/A 6327-2026 FSC-klagomål.docx
@@ -673,7 +673,7 @@
     <w:r>
       <w:tab/>
       <w:tab/>
-      <w:t>2026-03-04</w:t>
+      <w:t>2026-03-05</w:t>
       <w:br/>
       <w:br/>
     </w:r>

--- a/klagomål/A 6327-2026 FSC-klagomål.docx
+++ b/klagomål/A 6327-2026 FSC-klagomål.docx
@@ -673,7 +673,7 @@
     <w:r>
       <w:tab/>
       <w:tab/>
-      <w:t>2026-03-05</w:t>
+      <w:t>2026-03-06</w:t>
       <w:br/>
       <w:br/>
     </w:r>

--- a/klagomål/A 6327-2026 FSC-klagomål.docx
+++ b/klagomål/A 6327-2026 FSC-klagomål.docx
@@ -673,7 +673,7 @@
     <w:r>
       <w:tab/>
       <w:tab/>
-      <w:t>2026-03-06</w:t>
+      <w:t>2026-03-07</w:t>
       <w:br/>
       <w:br/>
     </w:r>

--- a/klagomål/A 6327-2026 FSC-klagomål.docx
+++ b/klagomål/A 6327-2026 FSC-klagomål.docx
@@ -673,7 +673,7 @@
     <w:r>
       <w:tab/>
       <w:tab/>
-      <w:t>2026-03-13</w:t>
+      <w:t>2026-03-16</w:t>
       <w:br/>
       <w:br/>
     </w:r>

--- a/klagomål/A 6327-2026 FSC-klagomål.docx
+++ b/klagomål/A 6327-2026 FSC-klagomål.docx
@@ -673,7 +673,7 @@
     <w:r>
       <w:tab/>
       <w:tab/>
-      <w:t>2026-03-16</w:t>
+      <w:t>2026-03-17</w:t>
       <w:br/>
       <w:br/>
     </w:r>

--- a/klagomål/A 6327-2026 FSC-klagomål.docx
+++ b/klagomål/A 6327-2026 FSC-klagomål.docx
@@ -673,7 +673,7 @@
     <w:r>
       <w:tab/>
       <w:tab/>
-      <w:t>2026-03-17</w:t>
+      <w:t>2026-03-18</w:t>
       <w:br/>
       <w:br/>
     </w:r>

--- a/klagomål/A 6327-2026 FSC-klagomål.docx
+++ b/klagomål/A 6327-2026 FSC-klagomål.docx
@@ -673,7 +673,7 @@
     <w:r>
       <w:tab/>
       <w:tab/>
-      <w:t>2026-03-18</w:t>
+      <w:t>2026-03-19</w:t>
       <w:br/>
       <w:br/>
     </w:r>

--- a/klagomål/A 6327-2026 FSC-klagomål.docx
+++ b/klagomål/A 6327-2026 FSC-klagomål.docx
@@ -673,7 +673,7 @@
     <w:r>
       <w:tab/>
       <w:tab/>
-      <w:t>2026-03-19</w:t>
+      <w:t>2026-03-20</w:t>
       <w:br/>
       <w:br/>
     </w:r>

--- a/klagomål/A 6327-2026 FSC-klagomål.docx
+++ b/klagomål/A 6327-2026 FSC-klagomål.docx
@@ -673,7 +673,7 @@
     <w:r>
       <w:tab/>
       <w:tab/>
-      <w:t>2026-03-20</w:t>
+      <w:t>2026-03-21</w:t>
       <w:br/>
       <w:br/>
     </w:r>

--- a/klagomål/A 6327-2026 FSC-klagomål.docx
+++ b/klagomål/A 6327-2026 FSC-klagomål.docx
@@ -673,7 +673,7 @@
     <w:r>
       <w:tab/>
       <w:tab/>
-      <w:t>2026-03-21</w:t>
+      <w:t>2026-03-22</w:t>
       <w:br/>
       <w:br/>
     </w:r>

--- a/klagomål/A 6327-2026 FSC-klagomål.docx
+++ b/klagomål/A 6327-2026 FSC-klagomål.docx
@@ -673,7 +673,7 @@
     <w:r>
       <w:tab/>
       <w:tab/>
-      <w:t>2026-03-22</w:t>
+      <w:t>2026-03-23</w:t>
       <w:br/>
       <w:br/>
     </w:r>

--- a/klagomål/A 6327-2026 FSC-klagomål.docx
+++ b/klagomål/A 6327-2026 FSC-klagomål.docx
@@ -673,7 +673,7 @@
     <w:r>
       <w:tab/>
       <w:tab/>
-      <w:t>2026-03-23</w:t>
+      <w:t>2026-03-24</w:t>
       <w:br/>
       <w:br/>
     </w:r>

--- a/klagomål/A 6327-2026 FSC-klagomål.docx
+++ b/klagomål/A 6327-2026 FSC-klagomål.docx
@@ -673,7 +673,7 @@
     <w:r>
       <w:tab/>
       <w:tab/>
-      <w:t>2026-03-24</w:t>
+      <w:t>2026-03-25</w:t>
       <w:br/>
       <w:br/>
     </w:r>

--- a/klagomål/A 6327-2026 FSC-klagomål.docx
+++ b/klagomål/A 6327-2026 FSC-klagomål.docx
@@ -673,7 +673,7 @@
     <w:r>
       <w:tab/>
       <w:tab/>
-      <w:t>2026-03-25</w:t>
+      <w:t>2026-03-26</w:t>
       <w:br/>
       <w:br/>
     </w:r>

--- a/klagomål/A 6327-2026 FSC-klagomål.docx
+++ b/klagomål/A 6327-2026 FSC-klagomål.docx
@@ -673,7 +673,7 @@
     <w:r>
       <w:tab/>
       <w:tab/>
-      <w:t>2026-03-26</w:t>
+      <w:t>2026-03-27</w:t>
       <w:br/>
       <w:br/>
     </w:r>

--- a/klagomål/A 6327-2026 FSC-klagomål.docx
+++ b/klagomål/A 6327-2026 FSC-klagomål.docx
@@ -673,7 +673,7 @@
     <w:r>
       <w:tab/>
       <w:tab/>
-      <w:t>2026-03-27</w:t>
+      <w:t>2026-03-28</w:t>
       <w:br/>
       <w:br/>
     </w:r>

--- a/klagomål/A 6327-2026 FSC-klagomål.docx
+++ b/klagomål/A 6327-2026 FSC-klagomål.docx
@@ -673,7 +673,7 @@
     <w:r>
       <w:tab/>
       <w:tab/>
-      <w:t>2026-03-28</w:t>
+      <w:t>2026-03-29</w:t>
       <w:br/>
       <w:br/>
     </w:r>

--- a/klagomål/A 6327-2026 FSC-klagomål.docx
+++ b/klagomål/A 6327-2026 FSC-klagomål.docx
@@ -673,7 +673,7 @@
     <w:r>
       <w:tab/>
       <w:tab/>
-      <w:t>2026-03-29</w:t>
+      <w:t>2026-03-30</w:t>
       <w:br/>
       <w:br/>
     </w:r>

--- a/klagomål/A 6327-2026 FSC-klagomål.docx
+++ b/klagomål/A 6327-2026 FSC-klagomål.docx
@@ -673,7 +673,7 @@
     <w:r>
       <w:tab/>
       <w:tab/>
-      <w:t>2026-03-30</w:t>
+      <w:t>2026-03-31</w:t>
       <w:br/>
       <w:br/>
     </w:r>

--- a/klagomål/A 6327-2026 FSC-klagomål.docx
+++ b/klagomål/A 6327-2026 FSC-klagomål.docx
@@ -673,7 +673,7 @@
     <w:r>
       <w:tab/>
       <w:tab/>
-      <w:t>2026-03-31</w:t>
+      <w:t>2026-04-01</w:t>
       <w:br/>
       <w:br/>
     </w:r>

--- a/klagomål/A 6327-2026 FSC-klagomål.docx
+++ b/klagomål/A 6327-2026 FSC-klagomål.docx
@@ -673,7 +673,7 @@
     <w:r>
       <w:tab/>
       <w:tab/>
-      <w:t>2026-04-01</w:t>
+      <w:t>2026-04-02</w:t>
       <w:br/>
       <w:br/>
     </w:r>

--- a/klagomål/A 6327-2026 FSC-klagomål.docx
+++ b/klagomål/A 6327-2026 FSC-klagomål.docx
@@ -673,7 +673,7 @@
     <w:r>
       <w:tab/>
       <w:tab/>
-      <w:t>2026-04-02</w:t>
+      <w:t>2026-04-03</w:t>
       <w:br/>
       <w:br/>
     </w:r>

--- a/klagomål/A 6327-2026 FSC-klagomål.docx
+++ b/klagomål/A 6327-2026 FSC-klagomål.docx
@@ -673,7 +673,7 @@
     <w:r>
       <w:tab/>
       <w:tab/>
-      <w:t>2026-04-03</w:t>
+      <w:t>2026-04-04</w:t>
       <w:br/>
       <w:br/>
     </w:r>

--- a/klagomål/A 6327-2026 FSC-klagomål.docx
+++ b/klagomål/A 6327-2026 FSC-klagomål.docx
@@ -673,7 +673,7 @@
     <w:r>
       <w:tab/>
       <w:tab/>
-      <w:t>2026-04-14</w:t>
+      <w:t>2026-04-15</w:t>
       <w:br/>
       <w:br/>
     </w:r>

--- a/klagomål/A 6327-2026 FSC-klagomål.docx
+++ b/klagomål/A 6327-2026 FSC-klagomål.docx
@@ -673,7 +673,7 @@
     <w:r>
       <w:tab/>
       <w:tab/>
-      <w:t>2026-04-15</w:t>
+      <w:t>2026-04-16</w:t>
       <w:br/>
       <w:br/>
     </w:r>

--- a/klagomål/A 6327-2026 FSC-klagomål.docx
+++ b/klagomål/A 6327-2026 FSC-klagomål.docx
@@ -673,7 +673,7 @@
     <w:r>
       <w:tab/>
       <w:tab/>
-      <w:t>2026-04-16</w:t>
+      <w:t>2026-04-17</w:t>
       <w:br/>
       <w:br/>
     </w:r>

--- a/klagomål/A 6327-2026 FSC-klagomål.docx
+++ b/klagomål/A 6327-2026 FSC-klagomål.docx
@@ -673,7 +673,7 @@
     <w:r>
       <w:tab/>
       <w:tab/>
-      <w:t>2026-04-17</w:t>
+      <w:t>2026-04-18</w:t>
       <w:br/>
       <w:br/>
     </w:r>

--- a/klagomål/A 6327-2026 FSC-klagomål.docx
+++ b/klagomål/A 6327-2026 FSC-klagomål.docx
@@ -673,7 +673,7 @@
     <w:r>
       <w:tab/>
       <w:tab/>
-      <w:t>2026-04-18</w:t>
+      <w:t>2026-04-19</w:t>
       <w:br/>
       <w:br/>
     </w:r>

--- a/klagomål/A 6327-2026 FSC-klagomål.docx
+++ b/klagomål/A 6327-2026 FSC-klagomål.docx
@@ -673,7 +673,7 @@
     <w:r>
       <w:tab/>
       <w:tab/>
-      <w:t>2026-04-19</w:t>
+      <w:t>2026-04-20</w:t>
       <w:br/>
       <w:br/>
     </w:r>

--- a/klagomål/A 6327-2026 FSC-klagomål.docx
+++ b/klagomål/A 6327-2026 FSC-klagomål.docx
@@ -673,7 +673,7 @@
     <w:r>
       <w:tab/>
       <w:tab/>
-      <w:t>2026-04-20</w:t>
+      <w:t>2026-04-21</w:t>
       <w:br/>
       <w:br/>
     </w:r>

--- a/klagomål/A 6327-2026 FSC-klagomål.docx
+++ b/klagomål/A 6327-2026 FSC-klagomål.docx
@@ -673,7 +673,7 @@
     <w:r>
       <w:tab/>
       <w:tab/>
-      <w:t>2026-04-21</w:t>
+      <w:t>2026-04-22</w:t>
       <w:br/>
       <w:br/>
     </w:r>

--- a/klagomål/A 6327-2026 FSC-klagomål.docx
+++ b/klagomål/A 6327-2026 FSC-klagomål.docx
@@ -673,7 +673,7 @@
     <w:r>
       <w:tab/>
       <w:tab/>
-      <w:t>2026-04-22</w:t>
+      <w:t>2026-04-23</w:t>
       <w:br/>
       <w:br/>
     </w:r>

--- a/klagomål/A 6327-2026 FSC-klagomål.docx
+++ b/klagomål/A 6327-2026 FSC-klagomål.docx
@@ -673,7 +673,7 @@
     <w:r>
       <w:tab/>
       <w:tab/>
-      <w:t>2026-04-23</w:t>
+      <w:t>2026-04-24</w:t>
       <w:br/>
       <w:br/>
     </w:r>

--- a/klagomål/A 6327-2026 FSC-klagomål.docx
+++ b/klagomål/A 6327-2026 FSC-klagomål.docx
@@ -673,7 +673,7 @@
     <w:r>
       <w:tab/>
       <w:tab/>
-      <w:t>2026-04-24</w:t>
+      <w:t>2026-04-25</w:t>
       <w:br/>
       <w:br/>
     </w:r>

--- a/klagomål/A 6327-2026 FSC-klagomål.docx
+++ b/klagomål/A 6327-2026 FSC-klagomål.docx
@@ -673,7 +673,7 @@
     <w:r>
       <w:tab/>
       <w:tab/>
-      <w:t>2026-06-15</w:t>
+      <w:t>2026-06-16</w:t>
       <w:br/>
       <w:br/>
     </w:r>

--- a/klagomål/A 6327-2026 FSC-klagomål.docx
+++ b/klagomål/A 6327-2026 FSC-klagomål.docx
@@ -673,7 +673,7 @@
     <w:r>
       <w:tab/>
       <w:tab/>
-      <w:t>2026-06-16</w:t>
+      <w:t>2026-06-17</w:t>
       <w:br/>
       <w:br/>
     </w:r>

--- a/klagomål/A 6327-2026 FSC-klagomål.docx
+++ b/klagomål/A 6327-2026 FSC-klagomål.docx
@@ -1,6 +1,6 @@
 
 <file path=word/document.xml><?xml version="1.0" encoding="utf-8"?>
-<w:document xmlns:wpc="http://schemas.microsoft.com/office/word/2010/wordprocessingCanvas" xmlns:cx="http://schemas.microsoft.com/office/drawing/2014/chartex" xmlns:cx1="http://schemas.microsoft.com/office/drawing/2015/9/8/chartex" xmlns:cx2="http://schemas.microsoft.com/office/drawing/2015/10/21/chartex" xmlns:cx3="http://schemas.microsoft.com/office/drawing/2016/5/9/chartex" xmlns:cx4="http://schemas.microsoft.com/office/drawing/2016/5/10/chartex" xmlns:cx5="http://schemas.microsoft.com/office/drawing/2016/5/11/chartex" xmlns:cx6="http://schemas.microsoft.com/office/drawing/2016/5/12/chartex" xmlns:cx7="http://schemas.microsoft.com/office/drawing/2016/5/13/chartex" xmlns:cx8="http://schemas.microsoft.com/office/drawing/2016/5/14/chartex" xmlns:mc="http://schemas.openxmlformats.org/markup-compatibility/2006" xmlns:aink="http://schemas.microsoft.com/office/drawing/2016/ink" xmlns:am3d="http://schemas.microsoft.com/office/drawing/2017/model3d" xmlns:o="urn:schemas-microsoft-com:office:office" xmlns:oel="http://schemas.microsoft.com/office/2019/extlst" xmlns:r="http://schemas.openxmlformats.org/officeDocument/2006/relationships" xmlns:m="http://schemas.openxmlformats.org/officeDocument/2006/math" xmlns:v="urn:schemas-microsoft-com:vml" xmlns:wp14="http://schemas.microsoft.com/office/word/2010/wordprocessingDrawing" xmlns:wp="http://schemas.openxmlformats.org/drawingml/2006/wordprocessingDrawing" xmlns:w10="urn:schemas-microsoft-com:office:word" xmlns:w="http://schemas.openxmlformats.org/wordprocessingml/2006/main" xmlns:w14="http://schemas.microsoft.com/office/word/2010/wordml" xmlns:w15="http://schemas.microsoft.com/office/word/2012/wordml" xmlns:w16cex="http://schemas.microsoft.com/office/word/2018/wordml/cex" xmlns:w16cid="http://schemas.microsoft.com/office/word/2016/wordml/cid" xmlns:w16="http://schemas.microsoft.com/office/word/2018/wordml" xmlns:w16sdtdh="http://schemas.microsoft.com/office/word/2020/wordml/sdtdatahash" xmlns:w16se="http://schemas.microsoft.com/office/word/2015/wordml/symex" xmlns:wpg="http://schemas.microsoft.com/office/word/2010/wordprocessingGroup" xmlns:wpi="http://schemas.microsoft.com/office/word/2010/wordprocessingInk" xmlns:wne="http://schemas.microsoft.com/office/word/2006/wordml" xmlns:wps="http://schemas.microsoft.com/office/word/2010/wordprocessingShape" mc:Ignorable="w14 w15 w16se w16cid w16 w16cex w16sdtdh wp14">
+<w:document xmlns:wpc="http://schemas.microsoft.com/office/word/2010/wordprocessingCanvas" xmlns:cx="http://schemas.microsoft.com/office/drawing/2014/chartex" xmlns:cx1="http://schemas.microsoft.com/office/drawing/2015/9/8/chartex" xmlns:cx2="http://schemas.microsoft.com/office/drawing/2015/10/21/chartex" xmlns:cx3="http://schemas.microsoft.com/office/drawing/2016/5/9/chartex" xmlns:cx4="http://schemas.microsoft.com/office/drawing/2016/5/10/chartex" xmlns:cx5="http://schemas.microsoft.com/office/drawing/2016/5/11/chartex" xmlns:cx6="http://schemas.microsoft.com/office/drawing/2016/5/12/chartex" xmlns:cx7="http://schemas.microsoft.com/office/drawing/2016/5/13/chartex" xmlns:cx8="http://schemas.microsoft.com/office/drawing/2016/5/14/chartex" xmlns:mc="http://schemas.openxmlformats.org/markup-compatibility/2006" xmlns:aink="http://schemas.microsoft.com/office/drawing/2016/ink" xmlns:am3d="http://schemas.microsoft.com/office/drawing/2017/model3d" xmlns:o="urn:schemas-microsoft-com:office:office" xmlns:oel="http://schemas.microsoft.com/office/2019/extlst" xmlns:r="http://schemas.openxmlformats.org/officeDocument/2006/relationships" xmlns:m="http://schemas.openxmlformats.org/officeDocument/2006/math" xmlns:v="urn:schemas-microsoft-com:vml" xmlns:wp14="http://schemas.microsoft.com/office/word/2010/wordprocessingDrawing" xmlns:wp="http://schemas.openxmlformats.org/drawingml/2006/wordprocessingDrawing" xmlns:w10="urn:schemas-microsoft-com:office:word" xmlns:w="http://schemas.openxmlformats.org/wordprocessingml/2006/main" xmlns:w14="http://schemas.microsoft.com/office/word/2010/wordml" xmlns:w15="http://schemas.microsoft.com/office/word/2012/wordml" xmlns:w16cex="http://schemas.microsoft.com/office/word/2018/wordml/cex" xmlns:w16cid="http://schemas.microsoft.com/office/word/2016/wordml/cid" xmlns:w16="http://schemas.microsoft.com/office/word/2018/wordml" xmlns:w16du="http://schemas.microsoft.com/office/word/2023/wordml/word16du" xmlns:w16sdtdh="http://schemas.microsoft.com/office/word/2020/wordml/sdtdatahash" xmlns:w16sdtfl="http://schemas.microsoft.com/office/word/2024/wordml/sdtformatlock" xmlns:w16se="http://schemas.microsoft.com/office/word/2015/wordml/symex" xmlns:wpg="http://schemas.microsoft.com/office/word/2010/wordprocessingGroup" xmlns:wpi="http://schemas.microsoft.com/office/word/2010/wordprocessingInk" xmlns:wne="http://schemas.microsoft.com/office/word/2006/wordml" xmlns:wps="http://schemas.microsoft.com/office/word/2010/wordprocessingShape" mc:Ignorable="w14 w15 w16se w16cid w16 w16cex w16sdtdh w16sdtfl w16du wp14">
   <w:body>
     <w:p>
       <w:r>
@@ -168,7 +168,7 @@
     </w:p>
     <w:p>
       <w:r>
-        <w:t>Detta dokument behandlar höga naturvärden i avverkningsanmälan A 6327-2026 i Jönköpings kommun. Denna avverkningsanmälan inkom 2026-02-02 00:00:00 och omfattar 10,0 ha.</w:t>
+        <w:t>Detta dokument behandlar höga naturvärden i avverkningsanmälan A 6327-2026 i Jönköpings kommun som inkom 2026-02-02 och omfattar 10,0 ha.</w:t>
       </w:r>
     </w:p>
     <w:p>
@@ -191,12 +191,15 @@
     </w:p>
     <w:p>
       <w:r>
-        <w:t>I avverkningsanmälan har följande 6 naturvårdsarter hittats: praktvaxing (NT), blodvaxing (S), gulvaxing (S), igelkottsröksvamp (S), vitvaxing agg. (S) och ängsfingersvamp (S). Av dessa är 1 rödlistade. För rödlistade arter har rödlistekategorin angivits inom parentes. Arter som är signalarter enligt Skogsstyrelsen har markerats med (S).</w:t>
+        <w:t>I och inom 9 meter från avverkningsanmälan har följande 8 naturvårdsarter hittats: praktvaxing (NT), blodvaxing (S), gulvaxing (S), igelkottsröksvamp (S), svart trolldruva (S, T), vitvaxing agg. (S), västlig hakmossa (S) och ängsfingersvamp (S). Av dessa är 1 rödlistade. För rödlistade arter har rödlistekategorin angivits inom parentes. Arter som är signalarter enligt Skogsstyrelsen har markerats med (S). Typiska arter inom Natura 2000 som är kopplade till skogsekosystem har markerats med (T).</w:t>
       </w:r>
     </w:p>
     <w:p>
       <w:r>
-        <w:t>De påträffade naturvårdsarterna är ett tydligt kvitto på att detta rör sig om en skog med höga naturvärden. I Figur 1 visas en karta över det avverkningsanmälda området, där samtliga fyndplatser för naturvårdsarter som finns registrerade på Artportalen har markerats.</w:t>
+        <w:t>De påträffade naturvårdsarterna är ett tydligt kvitto på att det rör sig om en skog med höga naturvärden.</w:t>
+      </w:r>
+      <w:r>
+        <w:t xml:space="preserve"> I Figur 1 visas fyndplatser för naturvårdsarter i området, som finns registrerade på Artportalen.</w:t>
       </w:r>
     </w:p>
     <w:p>
@@ -206,7 +209,7 @@
       <w:r>
         <w:drawing>
           <wp:inline xmlns:a="http://schemas.openxmlformats.org/drawingml/2006/main" xmlns:pic="http://schemas.openxmlformats.org/drawingml/2006/picture">
-            <wp:extent cx="5486400" cy="4768386"/>
+            <wp:extent cx="5486400" cy="4688818"/>
             <wp:docPr id="1" name="Picture 1"/>
             <wp:cNvGraphicFramePr>
               <a:graphicFrameLocks noChangeAspect="1"/>
@@ -227,7 +230,7 @@
                   <pic:spPr>
                     <a:xfrm>
                       <a:off x="0" y="0"/>
-                      <a:ext cx="5486400" cy="4768386"/>
+                      <a:ext cx="5486400" cy="4688818"/>
                     </a:xfrm>
                     <a:prstGeom prst="rect"/>
                   </pic:spPr>
@@ -241,9 +244,10 @@
     <w:p>
       <w:pPr>
         <w:pStyle w:val="Caption"/>
+        <w:spacing w:after="240"/>
       </w:pPr>
       <w:r>
-        <w:t>Figur 1. Fyndplatser för naturvårdsarter i det avverkningsanmälda området (röd linje). Markörer utan svart kant är placerade på fyndplatsen. Markörer med svart kant är placerade vid sidan av fyndplatsen och har ett svart streck som visar fyndplatsens exakta position. Kartans mittpunktskoordinat är N 6419435, E 459648 i SWEREF 99 TM.</w:t>
+        <w:t>Figur 1. Fyndplatser för naturvårdsarter i och inom 9 meter från avverkningsanmälan (röd linje). Markörer utan svart kant är placerade på fyndplatsen. Markörer med svart kant är placerade vid sidan av fyndplatsen och har ett svart streck som visar fyndplatsens exakta position. Kartans mittpunktskoordinat är N 6419435, E 459648 i SWEREF 99 TM.</w:t>
       </w:r>
     </w:p>
     <w:p>
@@ -266,6 +270,44 @@
       </w:r>
       <w:r>
         <w:t>växer i hedartad, sur och mager gräsmark med stagg och ljungtuvor på betad mark med lång historia av hävd, ofta bland mossa. De allra flesta fynden i såväl Sverige som i Norge är från öppna marker och bara ett fåtal från betade skogar. Praktvaxing ingår i ett åtgärdsprogram för hotade arter (ÅGP) och är globalt rödlistad som sårbar (VU) vilket innebär att Sverige har ett internationellt ansvar för arten (SLU Artdatabanken, 2024; IUCN, 2019; Jordal, 2011).</w:t>
+      </w:r>
+    </w:p>
+    <w:p>
+      <w:r>
+        <w:rPr>
+          <w:b/>
+        </w:rPr>
+        <w:t>Svart trolldruva</w:t>
+      </w:r>
+      <w:r>
+        <w:t xml:space="preserve"> är en kalkgynnad växt som förekommer på näringsrik frisk mulljord i såväl bördiga kalkbarrskogar som sydliga kalklövskogar och lundar. Arten är en bra signalart för skyddsvärda biotoper i såväl löv- som barrskogar och tål inte slutavverkning och markberedning. Trolldruva är värdväxt för ett antal sällsynta fjärilsarter som ställer höga krav på sina livsmiljöer, däribland trolldruvemätare (EN), skuggmalmätare (VU) och trolldruvelobmätare (VU). Svart trolldruva är typisk art för </w:t>
+      </w:r>
+      <w:r>
+        <w:rPr>
+          <w:i/>
+        </w:rPr>
+        <w:t>9050 Näringsrik granskog,</w:t>
+      </w:r>
+      <w:r>
+        <w:t xml:space="preserve"> </w:t>
+      </w:r>
+      <w:r>
+        <w:rPr>
+          <w:i/>
+        </w:rPr>
+        <w:t xml:space="preserve">9020 Nordlig ädellövskog, 9160 Näringsrik ekskog, 9180 Ädellövskog i branter </w:t>
+      </w:r>
+      <w:r>
+        <w:t>och</w:t>
+      </w:r>
+      <w:r>
+        <w:rPr>
+          <w:i/>
+        </w:rPr>
+        <w:t xml:space="preserve"> 1610 Åsöar i Östersjön</w:t>
+      </w:r>
+      <w:r>
+        <w:t xml:space="preserve"> (SLU Artdatabanken, 2024; Nitare &amp; Skogsstyrelsen, 2019).</w:t>
       </w:r>
     </w:p>
     <w:p>
@@ -358,7 +400,7 @@
         <w:rPr>
           <w:i/>
         </w:rPr>
-        <w:t>I det avverkningsanmälda skogsområdet har 6 naturvårdsarter varav 1 rödlistade arter sina livsmiljöer och växtplatser.</w:t>
+        <w:t>I det avverkningsanmälda skogsområdet har 8 naturvårdsarter varav 1 rödlistade arter sina livsmiljöer och växtplatser.</w:t>
       </w:r>
     </w:p>
     <w:p>
@@ -563,7 +605,7 @@
 </file>
 
 <file path=word/endnotes.xml><?xml version="1.0" encoding="utf-8"?>
-<w:endnotes xmlns:wpc="http://schemas.microsoft.com/office/word/2010/wordprocessingCanvas" xmlns:cx="http://schemas.microsoft.com/office/drawing/2014/chartex" xmlns:cx1="http://schemas.microsoft.com/office/drawing/2015/9/8/chartex" xmlns:cx2="http://schemas.microsoft.com/office/drawing/2015/10/21/chartex" xmlns:cx3="http://schemas.microsoft.com/office/drawing/2016/5/9/chartex" xmlns:cx4="http://schemas.microsoft.com/office/drawing/2016/5/10/chartex" xmlns:cx5="http://schemas.microsoft.com/office/drawing/2016/5/11/chartex" xmlns:cx6="http://schemas.microsoft.com/office/drawing/2016/5/12/chartex" xmlns:cx7="http://schemas.microsoft.com/office/drawing/2016/5/13/chartex" xmlns:cx8="http://schemas.microsoft.com/office/drawing/2016/5/14/chartex" xmlns:mc="http://schemas.openxmlformats.org/markup-compatibility/2006" xmlns:aink="http://schemas.microsoft.com/office/drawing/2016/ink" xmlns:am3d="http://schemas.microsoft.com/office/drawing/2017/model3d" xmlns:o="urn:schemas-microsoft-com:office:office" xmlns:oel="http://schemas.microsoft.com/office/2019/extlst" xmlns:r="http://schemas.openxmlformats.org/officeDocument/2006/relationships" xmlns:m="http://schemas.openxmlformats.org/officeDocument/2006/math" xmlns:v="urn:schemas-microsoft-com:vml" xmlns:wp14="http://schemas.microsoft.com/office/word/2010/wordprocessingDrawing" xmlns:wp="http://schemas.openxmlformats.org/drawingml/2006/wordprocessingDrawing" xmlns:w10="urn:schemas-microsoft-com:office:word" xmlns:w="http://schemas.openxmlformats.org/wordprocessingml/2006/main" xmlns:w14="http://schemas.microsoft.com/office/word/2010/wordml" xmlns:w15="http://schemas.microsoft.com/office/word/2012/wordml" xmlns:w16cex="http://schemas.microsoft.com/office/word/2018/wordml/cex" xmlns:w16cid="http://schemas.microsoft.com/office/word/2016/wordml/cid" xmlns:w16="http://schemas.microsoft.com/office/word/2018/wordml" xmlns:w16sdtdh="http://schemas.microsoft.com/office/word/2020/wordml/sdtdatahash" xmlns:w16se="http://schemas.microsoft.com/office/word/2015/wordml/symex" xmlns:wpg="http://schemas.microsoft.com/office/word/2010/wordprocessingGroup" xmlns:wpi="http://schemas.microsoft.com/office/word/2010/wordprocessingInk" xmlns:wne="http://schemas.microsoft.com/office/word/2006/wordml" xmlns:wps="http://schemas.microsoft.com/office/word/2010/wordprocessingShape" mc:Ignorable="w14 w15 w16se w16cid w16 w16cex w16sdtdh wp14">
+<w:endnotes xmlns:wpc="http://schemas.microsoft.com/office/word/2010/wordprocessingCanvas" xmlns:cx="http://schemas.microsoft.com/office/drawing/2014/chartex" xmlns:cx1="http://schemas.microsoft.com/office/drawing/2015/9/8/chartex" xmlns:cx2="http://schemas.microsoft.com/office/drawing/2015/10/21/chartex" xmlns:cx3="http://schemas.microsoft.com/office/drawing/2016/5/9/chartex" xmlns:cx4="http://schemas.microsoft.com/office/drawing/2016/5/10/chartex" xmlns:cx5="http://schemas.microsoft.com/office/drawing/2016/5/11/chartex" xmlns:cx6="http://schemas.microsoft.com/office/drawing/2016/5/12/chartex" xmlns:cx7="http://schemas.microsoft.com/office/drawing/2016/5/13/chartex" xmlns:cx8="http://schemas.microsoft.com/office/drawing/2016/5/14/chartex" xmlns:mc="http://schemas.openxmlformats.org/markup-compatibility/2006" xmlns:aink="http://schemas.microsoft.com/office/drawing/2016/ink" xmlns:am3d="http://schemas.microsoft.com/office/drawing/2017/model3d" xmlns:o="urn:schemas-microsoft-com:office:office" xmlns:oel="http://schemas.microsoft.com/office/2019/extlst" xmlns:r="http://schemas.openxmlformats.org/officeDocument/2006/relationships" xmlns:m="http://schemas.openxmlformats.org/officeDocument/2006/math" xmlns:v="urn:schemas-microsoft-com:vml" xmlns:wp14="http://schemas.microsoft.com/office/word/2010/wordprocessingDrawing" xmlns:wp="http://schemas.openxmlformats.org/drawingml/2006/wordprocessingDrawing" xmlns:w10="urn:schemas-microsoft-com:office:word" xmlns:w="http://schemas.openxmlformats.org/wordprocessingml/2006/main" xmlns:w14="http://schemas.microsoft.com/office/word/2010/wordml" xmlns:w15="http://schemas.microsoft.com/office/word/2012/wordml" xmlns:w16cex="http://schemas.microsoft.com/office/word/2018/wordml/cex" xmlns:w16cid="http://schemas.microsoft.com/office/word/2016/wordml/cid" xmlns:w16="http://schemas.microsoft.com/office/word/2018/wordml" xmlns:w16du="http://schemas.microsoft.com/office/word/2023/wordml/word16du" xmlns:w16sdtdh="http://schemas.microsoft.com/office/word/2020/wordml/sdtdatahash" xmlns:w16sdtfl="http://schemas.microsoft.com/office/word/2024/wordml/sdtformatlock" xmlns:w16se="http://schemas.microsoft.com/office/word/2015/wordml/symex" xmlns:wpg="http://schemas.microsoft.com/office/word/2010/wordprocessingGroup" xmlns:wpi="http://schemas.microsoft.com/office/word/2010/wordprocessingInk" xmlns:wne="http://schemas.microsoft.com/office/word/2006/wordml" xmlns:wps="http://schemas.microsoft.com/office/word/2010/wordprocessingShape" mc:Ignorable="w14 w15 w16se w16cid w16 w16cex w16sdtdh w16sdtfl w16du wp14">
   <w:endnote w:type="separator" w:id="-1">
     <w:p>
       <w:pPr>
@@ -588,7 +630,7 @@
 </file>
 
 <file path=word/footer1.xml><?xml version="1.0" encoding="utf-8"?>
-<w:ftr xmlns:wpc="http://schemas.microsoft.com/office/word/2010/wordprocessingCanvas" xmlns:cx="http://schemas.microsoft.com/office/drawing/2014/chartex" xmlns:cx1="http://schemas.microsoft.com/office/drawing/2015/9/8/chartex" xmlns:cx2="http://schemas.microsoft.com/office/drawing/2015/10/21/chartex" xmlns:cx3="http://schemas.microsoft.com/office/drawing/2016/5/9/chartex" xmlns:cx4="http://schemas.microsoft.com/office/drawing/2016/5/10/chartex" xmlns:cx5="http://schemas.microsoft.com/office/drawing/2016/5/11/chartex" xmlns:cx6="http://schemas.microsoft.com/office/drawing/2016/5/12/chartex" xmlns:cx7="http://schemas.microsoft.com/office/drawing/2016/5/13/chartex" xmlns:cx8="http://schemas.microsoft.com/office/drawing/2016/5/14/chartex" xmlns:mc="http://schemas.openxmlformats.org/markup-compatibility/2006" xmlns:aink="http://schemas.microsoft.com/office/drawing/2016/ink" xmlns:am3d="http://schemas.microsoft.com/office/drawing/2017/model3d" xmlns:o="urn:schemas-microsoft-com:office:office" xmlns:oel="http://schemas.microsoft.com/office/2019/extlst" xmlns:r="http://schemas.openxmlformats.org/officeDocument/2006/relationships" xmlns:m="http://schemas.openxmlformats.org/officeDocument/2006/math" xmlns:v="urn:schemas-microsoft-com:vml" xmlns:wp14="http://schemas.microsoft.com/office/word/2010/wordprocessingDrawing" xmlns:wp="http://schemas.openxmlformats.org/drawingml/2006/wordprocessingDrawing" xmlns:w10="urn:schemas-microsoft-com:office:word" xmlns:w="http://schemas.openxmlformats.org/wordprocessingml/2006/main" xmlns:w14="http://schemas.microsoft.com/office/word/2010/wordml" xmlns:w15="http://schemas.microsoft.com/office/word/2012/wordml" xmlns:w16cex="http://schemas.microsoft.com/office/word/2018/wordml/cex" xmlns:w16cid="http://schemas.microsoft.com/office/word/2016/wordml/cid" xmlns:w16="http://schemas.microsoft.com/office/word/2018/wordml" xmlns:w16sdtdh="http://schemas.microsoft.com/office/word/2020/wordml/sdtdatahash" xmlns:w16se="http://schemas.microsoft.com/office/word/2015/wordml/symex" xmlns:wpg="http://schemas.microsoft.com/office/word/2010/wordprocessingGroup" xmlns:wpi="http://schemas.microsoft.com/office/word/2010/wordprocessingInk" xmlns:wne="http://schemas.microsoft.com/office/word/2006/wordml" xmlns:wps="http://schemas.microsoft.com/office/word/2010/wordprocessingShape" mc:Ignorable="w14 w15 w16se w16cid w16 w16cex w16sdtdh wp14">
+<w:ftr xmlns:wpc="http://schemas.microsoft.com/office/word/2010/wordprocessingCanvas" xmlns:cx="http://schemas.microsoft.com/office/drawing/2014/chartex" xmlns:cx1="http://schemas.microsoft.com/office/drawing/2015/9/8/chartex" xmlns:cx2="http://schemas.microsoft.com/office/drawing/2015/10/21/chartex" xmlns:cx3="http://schemas.microsoft.com/office/drawing/2016/5/9/chartex" xmlns:cx4="http://schemas.microsoft.com/office/drawing/2016/5/10/chartex" xmlns:cx5="http://schemas.microsoft.com/office/drawing/2016/5/11/chartex" xmlns:cx6="http://schemas.microsoft.com/office/drawing/2016/5/12/chartex" xmlns:cx7="http://schemas.microsoft.com/office/drawing/2016/5/13/chartex" xmlns:cx8="http://schemas.microsoft.com/office/drawing/2016/5/14/chartex" xmlns:mc="http://schemas.openxmlformats.org/markup-compatibility/2006" xmlns:aink="http://schemas.microsoft.com/office/drawing/2016/ink" xmlns:am3d="http://schemas.microsoft.com/office/drawing/2017/model3d" xmlns:o="urn:schemas-microsoft-com:office:office" xmlns:oel="http://schemas.microsoft.com/office/2019/extlst" xmlns:r="http://schemas.openxmlformats.org/officeDocument/2006/relationships" xmlns:m="http://schemas.openxmlformats.org/officeDocument/2006/math" xmlns:v="urn:schemas-microsoft-com:vml" xmlns:wp14="http://schemas.microsoft.com/office/word/2010/wordprocessingDrawing" xmlns:wp="http://schemas.openxmlformats.org/drawingml/2006/wordprocessingDrawing" xmlns:w10="urn:schemas-microsoft-com:office:word" xmlns:w="http://schemas.openxmlformats.org/wordprocessingml/2006/main" xmlns:w14="http://schemas.microsoft.com/office/word/2010/wordml" xmlns:w15="http://schemas.microsoft.com/office/word/2012/wordml" xmlns:w16cex="http://schemas.microsoft.com/office/word/2018/wordml/cex" xmlns:w16cid="http://schemas.microsoft.com/office/word/2016/wordml/cid" xmlns:w16="http://schemas.microsoft.com/office/word/2018/wordml" xmlns:w16du="http://schemas.microsoft.com/office/word/2023/wordml/word16du" xmlns:w16sdtdh="http://schemas.microsoft.com/office/word/2020/wordml/sdtdatahash" xmlns:w16sdtfl="http://schemas.microsoft.com/office/word/2024/wordml/sdtformatlock" xmlns:w16se="http://schemas.microsoft.com/office/word/2015/wordml/symex" xmlns:wpg="http://schemas.microsoft.com/office/word/2010/wordprocessingGroup" xmlns:wpi="http://schemas.microsoft.com/office/word/2010/wordprocessingInk" xmlns:wne="http://schemas.microsoft.com/office/word/2006/wordml" xmlns:wps="http://schemas.microsoft.com/office/word/2010/wordprocessingShape" mc:Ignorable="w14 w15 w16se w16cid w16 w16cex w16sdtdh w16sdtfl w16du wp14">
   <w:p>
     <w:pPr>
       <w:pStyle w:val="Footer"/>
@@ -598,7 +640,7 @@
 </file>
 
 <file path=word/footer2.xml><?xml version="1.0" encoding="utf-8"?>
-<w:ftr xmlns:wpc="http://schemas.microsoft.com/office/word/2010/wordprocessingCanvas" xmlns:cx="http://schemas.microsoft.com/office/drawing/2014/chartex" xmlns:cx1="http://schemas.microsoft.com/office/drawing/2015/9/8/chartex" xmlns:cx2="http://schemas.microsoft.com/office/drawing/2015/10/21/chartex" xmlns:cx3="http://schemas.microsoft.com/office/drawing/2016/5/9/chartex" xmlns:cx4="http://schemas.microsoft.com/office/drawing/2016/5/10/chartex" xmlns:cx5="http://schemas.microsoft.com/office/drawing/2016/5/11/chartex" xmlns:cx6="http://schemas.microsoft.com/office/drawing/2016/5/12/chartex" xmlns:cx7="http://schemas.microsoft.com/office/drawing/2016/5/13/chartex" xmlns:cx8="http://schemas.microsoft.com/office/drawing/2016/5/14/chartex" xmlns:mc="http://schemas.openxmlformats.org/markup-compatibility/2006" xmlns:aink="http://schemas.microsoft.com/office/drawing/2016/ink" xmlns:am3d="http://schemas.microsoft.com/office/drawing/2017/model3d" xmlns:o="urn:schemas-microsoft-com:office:office" xmlns:oel="http://schemas.microsoft.com/office/2019/extlst" xmlns:r="http://schemas.openxmlformats.org/officeDocument/2006/relationships" xmlns:m="http://schemas.openxmlformats.org/officeDocument/2006/math" xmlns:v="urn:schemas-microsoft-com:vml" xmlns:wp14="http://schemas.microsoft.com/office/word/2010/wordprocessingDrawing" xmlns:wp="http://schemas.openxmlformats.org/drawingml/2006/wordprocessingDrawing" xmlns:w10="urn:schemas-microsoft-com:office:word" xmlns:w="http://schemas.openxmlformats.org/wordprocessingml/2006/main" xmlns:w14="http://schemas.microsoft.com/office/word/2010/wordml" xmlns:w15="http://schemas.microsoft.com/office/word/2012/wordml" xmlns:w16cex="http://schemas.microsoft.com/office/word/2018/wordml/cex" xmlns:w16cid="http://schemas.microsoft.com/office/word/2016/wordml/cid" xmlns:w16="http://schemas.microsoft.com/office/word/2018/wordml" xmlns:w16sdtdh="http://schemas.microsoft.com/office/word/2020/wordml/sdtdatahash" xmlns:w16se="http://schemas.microsoft.com/office/word/2015/wordml/symex" xmlns:wpg="http://schemas.microsoft.com/office/word/2010/wordprocessingGroup" xmlns:wpi="http://schemas.microsoft.com/office/word/2010/wordprocessingInk" xmlns:wne="http://schemas.microsoft.com/office/word/2006/wordml" xmlns:wps="http://schemas.microsoft.com/office/word/2010/wordprocessingShape" mc:Ignorable="w14 w15 w16se w16cid w16 w16cex w16sdtdh wp14">
+<w:ftr xmlns:wpc="http://schemas.microsoft.com/office/word/2010/wordprocessingCanvas" xmlns:cx="http://schemas.microsoft.com/office/drawing/2014/chartex" xmlns:cx1="http://schemas.microsoft.com/office/drawing/2015/9/8/chartex" xmlns:cx2="http://schemas.microsoft.com/office/drawing/2015/10/21/chartex" xmlns:cx3="http://schemas.microsoft.com/office/drawing/2016/5/9/chartex" xmlns:cx4="http://schemas.microsoft.com/office/drawing/2016/5/10/chartex" xmlns:cx5="http://schemas.microsoft.com/office/drawing/2016/5/11/chartex" xmlns:cx6="http://schemas.microsoft.com/office/drawing/2016/5/12/chartex" xmlns:cx7="http://schemas.microsoft.com/office/drawing/2016/5/13/chartex" xmlns:cx8="http://schemas.microsoft.com/office/drawing/2016/5/14/chartex" xmlns:mc="http://schemas.openxmlformats.org/markup-compatibility/2006" xmlns:aink="http://schemas.microsoft.com/office/drawing/2016/ink" xmlns:am3d="http://schemas.microsoft.com/office/drawing/2017/model3d" xmlns:o="urn:schemas-microsoft-com:office:office" xmlns:oel="http://schemas.microsoft.com/office/2019/extlst" xmlns:r="http://schemas.openxmlformats.org/officeDocument/2006/relationships" xmlns:m="http://schemas.openxmlformats.org/officeDocument/2006/math" xmlns:v="urn:schemas-microsoft-com:vml" xmlns:wp14="http://schemas.microsoft.com/office/word/2010/wordprocessingDrawing" xmlns:wp="http://schemas.openxmlformats.org/drawingml/2006/wordprocessingDrawing" xmlns:w10="urn:schemas-microsoft-com:office:word" xmlns:w="http://schemas.openxmlformats.org/wordprocessingml/2006/main" xmlns:w14="http://schemas.microsoft.com/office/word/2010/wordml" xmlns:w15="http://schemas.microsoft.com/office/word/2012/wordml" xmlns:w16cex="http://schemas.microsoft.com/office/word/2018/wordml/cex" xmlns:w16cid="http://schemas.microsoft.com/office/word/2016/wordml/cid" xmlns:w16="http://schemas.microsoft.com/office/word/2018/wordml" xmlns:w16du="http://schemas.microsoft.com/office/word/2023/wordml/word16du" xmlns:w16sdtdh="http://schemas.microsoft.com/office/word/2020/wordml/sdtdatahash" xmlns:w16sdtfl="http://schemas.microsoft.com/office/word/2024/wordml/sdtformatlock" xmlns:w16se="http://schemas.microsoft.com/office/word/2015/wordml/symex" xmlns:wpg="http://schemas.microsoft.com/office/word/2010/wordprocessingGroup" xmlns:wpi="http://schemas.microsoft.com/office/word/2010/wordprocessingInk" xmlns:wne="http://schemas.microsoft.com/office/word/2006/wordml" xmlns:wps="http://schemas.microsoft.com/office/word/2010/wordprocessingShape" mc:Ignorable="w14 w15 w16se w16cid w16 w16cex w16sdtdh w16sdtfl w16du wp14">
   <w:p>
     <w:pPr>
       <w:pStyle w:val="Footer"/>
@@ -608,7 +650,7 @@
 </file>
 
 <file path=word/footer3.xml><?xml version="1.0" encoding="utf-8"?>
-<w:ftr xmlns:wpc="http://schemas.microsoft.com/office/word/2010/wordprocessingCanvas" xmlns:cx="http://schemas.microsoft.com/office/drawing/2014/chartex" xmlns:cx1="http://schemas.microsoft.com/office/drawing/2015/9/8/chartex" xmlns:cx2="http://schemas.microsoft.com/office/drawing/2015/10/21/chartex" xmlns:cx3="http://schemas.microsoft.com/office/drawing/2016/5/9/chartex" xmlns:cx4="http://schemas.microsoft.com/office/drawing/2016/5/10/chartex" xmlns:cx5="http://schemas.microsoft.com/office/drawing/2016/5/11/chartex" xmlns:cx6="http://schemas.microsoft.com/office/drawing/2016/5/12/chartex" xmlns:cx7="http://schemas.microsoft.com/office/drawing/2016/5/13/chartex" xmlns:cx8="http://schemas.microsoft.com/office/drawing/2016/5/14/chartex" xmlns:mc="http://schemas.openxmlformats.org/markup-compatibility/2006" xmlns:aink="http://schemas.microsoft.com/office/drawing/2016/ink" xmlns:am3d="http://schemas.microsoft.com/office/drawing/2017/model3d" xmlns:o="urn:schemas-microsoft-com:office:office" xmlns:oel="http://schemas.microsoft.com/office/2019/extlst" xmlns:r="http://schemas.openxmlformats.org/officeDocument/2006/relationships" xmlns:m="http://schemas.openxmlformats.org/officeDocument/2006/math" xmlns:v="urn:schemas-microsoft-com:vml" xmlns:wp14="http://schemas.microsoft.com/office/word/2010/wordprocessingDrawing" xmlns:wp="http://schemas.openxmlformats.org/drawingml/2006/wordprocessingDrawing" xmlns:w10="urn:schemas-microsoft-com:office:word" xmlns:w="http://schemas.openxmlformats.org/wordprocessingml/2006/main" xmlns:w14="http://schemas.microsoft.com/office/word/2010/wordml" xmlns:w15="http://schemas.microsoft.com/office/word/2012/wordml" xmlns:w16cex="http://schemas.microsoft.com/office/word/2018/wordml/cex" xmlns:w16cid="http://schemas.microsoft.com/office/word/2016/wordml/cid" xmlns:w16="http://schemas.microsoft.com/office/word/2018/wordml" xmlns:w16sdtdh="http://schemas.microsoft.com/office/word/2020/wordml/sdtdatahash" xmlns:w16se="http://schemas.microsoft.com/office/word/2015/wordml/symex" xmlns:wpg="http://schemas.microsoft.com/office/word/2010/wordprocessingGroup" xmlns:wpi="http://schemas.microsoft.com/office/word/2010/wordprocessingInk" xmlns:wne="http://schemas.microsoft.com/office/word/2006/wordml" xmlns:wps="http://schemas.microsoft.com/office/word/2010/wordprocessingShape" mc:Ignorable="w14 w15 w16se w16cid w16 w16cex w16sdtdh wp14">
+<w:ftr xmlns:wpc="http://schemas.microsoft.com/office/word/2010/wordprocessingCanvas" xmlns:cx="http://schemas.microsoft.com/office/drawing/2014/chartex" xmlns:cx1="http://schemas.microsoft.com/office/drawing/2015/9/8/chartex" xmlns:cx2="http://schemas.microsoft.com/office/drawing/2015/10/21/chartex" xmlns:cx3="http://schemas.microsoft.com/office/drawing/2016/5/9/chartex" xmlns:cx4="http://schemas.microsoft.com/office/drawing/2016/5/10/chartex" xmlns:cx5="http://schemas.microsoft.com/office/drawing/2016/5/11/chartex" xmlns:cx6="http://schemas.microsoft.com/office/drawing/2016/5/12/chartex" xmlns:cx7="http://schemas.microsoft.com/office/drawing/2016/5/13/chartex" xmlns:cx8="http://schemas.microsoft.com/office/drawing/2016/5/14/chartex" xmlns:mc="http://schemas.openxmlformats.org/markup-compatibility/2006" xmlns:aink="http://schemas.microsoft.com/office/drawing/2016/ink" xmlns:am3d="http://schemas.microsoft.com/office/drawing/2017/model3d" xmlns:o="urn:schemas-microsoft-com:office:office" xmlns:oel="http://schemas.microsoft.com/office/2019/extlst" xmlns:r="http://schemas.openxmlformats.org/officeDocument/2006/relationships" xmlns:m="http://schemas.openxmlformats.org/officeDocument/2006/math" xmlns:v="urn:schemas-microsoft-com:vml" xmlns:wp14="http://schemas.microsoft.com/office/word/2010/wordprocessingDrawing" xmlns:wp="http://schemas.openxmlformats.org/drawingml/2006/wordprocessingDrawing" xmlns:w10="urn:schemas-microsoft-com:office:word" xmlns:w="http://schemas.openxmlformats.org/wordprocessingml/2006/main" xmlns:w14="http://schemas.microsoft.com/office/word/2010/wordml" xmlns:w15="http://schemas.microsoft.com/office/word/2012/wordml" xmlns:w16cex="http://schemas.microsoft.com/office/word/2018/wordml/cex" xmlns:w16cid="http://schemas.microsoft.com/office/word/2016/wordml/cid" xmlns:w16="http://schemas.microsoft.com/office/word/2018/wordml" xmlns:w16du="http://schemas.microsoft.com/office/word/2023/wordml/word16du" xmlns:w16sdtdh="http://schemas.microsoft.com/office/word/2020/wordml/sdtdatahash" xmlns:w16sdtfl="http://schemas.microsoft.com/office/word/2024/wordml/sdtformatlock" xmlns:w16se="http://schemas.microsoft.com/office/word/2015/wordml/symex" xmlns:wpg="http://schemas.microsoft.com/office/word/2010/wordprocessingGroup" xmlns:wpi="http://schemas.microsoft.com/office/word/2010/wordprocessingInk" xmlns:wne="http://schemas.microsoft.com/office/word/2006/wordml" xmlns:wps="http://schemas.microsoft.com/office/word/2010/wordprocessingShape" mc:Ignorable="w14 w15 w16se w16cid w16 w16cex w16sdtdh w16sdtfl w16du wp14">
   <w:p>
     <w:pPr>
       <w:pStyle w:val="Footer"/>
@@ -618,7 +660,7 @@
 </file>
 
 <file path=word/footnotes.xml><?xml version="1.0" encoding="utf-8"?>
-<w:footnotes xmlns:wpc="http://schemas.microsoft.com/office/word/2010/wordprocessingCanvas" xmlns:cx="http://schemas.microsoft.com/office/drawing/2014/chartex" xmlns:cx1="http://schemas.microsoft.com/office/drawing/2015/9/8/chartex" xmlns:cx2="http://schemas.microsoft.com/office/drawing/2015/10/21/chartex" xmlns:cx3="http://schemas.microsoft.com/office/drawing/2016/5/9/chartex" xmlns:cx4="http://schemas.microsoft.com/office/drawing/2016/5/10/chartex" xmlns:cx5="http://schemas.microsoft.com/office/drawing/2016/5/11/chartex" xmlns:cx6="http://schemas.microsoft.com/office/drawing/2016/5/12/chartex" xmlns:cx7="http://schemas.microsoft.com/office/drawing/2016/5/13/chartex" xmlns:cx8="http://schemas.microsoft.com/office/drawing/2016/5/14/chartex" xmlns:mc="http://schemas.openxmlformats.org/markup-compatibility/2006" xmlns:aink="http://schemas.microsoft.com/office/drawing/2016/ink" xmlns:am3d="http://schemas.microsoft.com/office/drawing/2017/model3d" xmlns:o="urn:schemas-microsoft-com:office:office" xmlns:oel="http://schemas.microsoft.com/office/2019/extlst" xmlns:r="http://schemas.openxmlformats.org/officeDocument/2006/relationships" xmlns:m="http://schemas.openxmlformats.org/officeDocument/2006/math" xmlns:v="urn:schemas-microsoft-com:vml" xmlns:wp14="http://schemas.microsoft.com/office/word/2010/wordprocessingDrawing" xmlns:wp="http://schemas.openxmlformats.org/drawingml/2006/wordprocessingDrawing" xmlns:w10="urn:schemas-microsoft-com:office:word" xmlns:w="http://schemas.openxmlformats.org/wordprocessingml/2006/main" xmlns:w14="http://schemas.microsoft.com/office/word/2010/wordml" xmlns:w15="http://schemas.microsoft.com/office/word/2012/wordml" xmlns:w16cex="http://schemas.microsoft.com/office/word/2018/wordml/cex" xmlns:w16cid="http://schemas.microsoft.com/office/word/2016/wordml/cid" xmlns:w16="http://schemas.microsoft.com/office/word/2018/wordml" xmlns:w16sdtdh="http://schemas.microsoft.com/office/word/2020/wordml/sdtdatahash" xmlns:w16se="http://schemas.microsoft.com/office/word/2015/wordml/symex" xmlns:wpg="http://schemas.microsoft.com/office/word/2010/wordprocessingGroup" xmlns:wpi="http://schemas.microsoft.com/office/word/2010/wordprocessingInk" xmlns:wne="http://schemas.microsoft.com/office/word/2006/wordml" xmlns:wps="http://schemas.microsoft.com/office/word/2010/wordprocessingShape" mc:Ignorable="w14 w15 w16se w16cid w16 w16cex w16sdtdh wp14">
+<w:footnotes xmlns:wpc="http://schemas.microsoft.com/office/word/2010/wordprocessingCanvas" xmlns:cx="http://schemas.microsoft.com/office/drawing/2014/chartex" xmlns:cx1="http://schemas.microsoft.com/office/drawing/2015/9/8/chartex" xmlns:cx2="http://schemas.microsoft.com/office/drawing/2015/10/21/chartex" xmlns:cx3="http://schemas.microsoft.com/office/drawing/2016/5/9/chartex" xmlns:cx4="http://schemas.microsoft.com/office/drawing/2016/5/10/chartex" xmlns:cx5="http://schemas.microsoft.com/office/drawing/2016/5/11/chartex" xmlns:cx6="http://schemas.microsoft.com/office/drawing/2016/5/12/chartex" xmlns:cx7="http://schemas.microsoft.com/office/drawing/2016/5/13/chartex" xmlns:cx8="http://schemas.microsoft.com/office/drawing/2016/5/14/chartex" xmlns:mc="http://schemas.openxmlformats.org/markup-compatibility/2006" xmlns:aink="http://schemas.microsoft.com/office/drawing/2016/ink" xmlns:am3d="http://schemas.microsoft.com/office/drawing/2017/model3d" xmlns:o="urn:schemas-microsoft-com:office:office" xmlns:oel="http://schemas.microsoft.com/office/2019/extlst" xmlns:r="http://schemas.openxmlformats.org/officeDocument/2006/relationships" xmlns:m="http://schemas.openxmlformats.org/officeDocument/2006/math" xmlns:v="urn:schemas-microsoft-com:vml" xmlns:wp14="http://schemas.microsoft.com/office/word/2010/wordprocessingDrawing" xmlns:wp="http://schemas.openxmlformats.org/drawingml/2006/wordprocessingDrawing" xmlns:w10="urn:schemas-microsoft-com:office:word" xmlns:w="http://schemas.openxmlformats.org/wordprocessingml/2006/main" xmlns:w14="http://schemas.microsoft.com/office/word/2010/wordml" xmlns:w15="http://schemas.microsoft.com/office/word/2012/wordml" xmlns:w16cex="http://schemas.microsoft.com/office/word/2018/wordml/cex" xmlns:w16cid="http://schemas.microsoft.com/office/word/2016/wordml/cid" xmlns:w16="http://schemas.microsoft.com/office/word/2018/wordml" xmlns:w16du="http://schemas.microsoft.com/office/word/2023/wordml/word16du" xmlns:w16sdtdh="http://schemas.microsoft.com/office/word/2020/wordml/sdtdatahash" xmlns:w16sdtfl="http://schemas.microsoft.com/office/word/2024/wordml/sdtformatlock" xmlns:w16se="http://schemas.microsoft.com/office/word/2015/wordml/symex" xmlns:wpg="http://schemas.microsoft.com/office/word/2010/wordprocessingGroup" xmlns:wpi="http://schemas.microsoft.com/office/word/2010/wordprocessingInk" xmlns:wne="http://schemas.microsoft.com/office/word/2006/wordml" xmlns:wps="http://schemas.microsoft.com/office/word/2010/wordprocessingShape" mc:Ignorable="w14 w15 w16se w16cid w16 w16cex w16sdtdh w16sdtfl w16du wp14">
   <w:footnote w:type="separator" w:id="-1">
     <w:p>
       <w:pPr>
@@ -643,7 +685,7 @@
 </file>
 
 <file path=word/header1.xml><?xml version="1.0" encoding="utf-8"?>
-<w:hdr xmlns:wpc="http://schemas.microsoft.com/office/word/2010/wordprocessingCanvas" xmlns:cx="http://schemas.microsoft.com/office/drawing/2014/chartex" xmlns:cx1="http://schemas.microsoft.com/office/drawing/2015/9/8/chartex" xmlns:cx2="http://schemas.microsoft.com/office/drawing/2015/10/21/chartex" xmlns:cx3="http://schemas.microsoft.com/office/drawing/2016/5/9/chartex" xmlns:cx4="http://schemas.microsoft.com/office/drawing/2016/5/10/chartex" xmlns:cx5="http://schemas.microsoft.com/office/drawing/2016/5/11/chartex" xmlns:cx6="http://schemas.microsoft.com/office/drawing/2016/5/12/chartex" xmlns:cx7="http://schemas.microsoft.com/office/drawing/2016/5/13/chartex" xmlns:cx8="http://schemas.microsoft.com/office/drawing/2016/5/14/chartex" xmlns:mc="http://schemas.openxmlformats.org/markup-compatibility/2006" xmlns:aink="http://schemas.microsoft.com/office/drawing/2016/ink" xmlns:am3d="http://schemas.microsoft.com/office/drawing/2017/model3d" xmlns:o="urn:schemas-microsoft-com:office:office" xmlns:oel="http://schemas.microsoft.com/office/2019/extlst" xmlns:r="http://schemas.openxmlformats.org/officeDocument/2006/relationships" xmlns:m="http://schemas.openxmlformats.org/officeDocument/2006/math" xmlns:v="urn:schemas-microsoft-com:vml" xmlns:wp14="http://schemas.microsoft.com/office/word/2010/wordprocessingDrawing" xmlns:wp="http://schemas.openxmlformats.org/drawingml/2006/wordprocessingDrawing" xmlns:w10="urn:schemas-microsoft-com:office:word" xmlns:w="http://schemas.openxmlformats.org/wordprocessingml/2006/main" xmlns:w14="http://schemas.microsoft.com/office/word/2010/wordml" xmlns:w15="http://schemas.microsoft.com/office/word/2012/wordml" xmlns:w16cex="http://schemas.microsoft.com/office/word/2018/wordml/cex" xmlns:w16cid="http://schemas.microsoft.com/office/word/2016/wordml/cid" xmlns:w16="http://schemas.microsoft.com/office/word/2018/wordml" xmlns:w16sdtdh="http://schemas.microsoft.com/office/word/2020/wordml/sdtdatahash" xmlns:w16se="http://schemas.microsoft.com/office/word/2015/wordml/symex" xmlns:wpg="http://schemas.microsoft.com/office/word/2010/wordprocessingGroup" xmlns:wpi="http://schemas.microsoft.com/office/word/2010/wordprocessingInk" xmlns:wne="http://schemas.microsoft.com/office/word/2006/wordml" xmlns:wps="http://schemas.microsoft.com/office/word/2010/wordprocessingShape" mc:Ignorable="w14 w15 w16se w16cid w16 w16cex w16sdtdh wp14">
+<w:hdr xmlns:wpc="http://schemas.microsoft.com/office/word/2010/wordprocessingCanvas" xmlns:cx="http://schemas.microsoft.com/office/drawing/2014/chartex" xmlns:cx1="http://schemas.microsoft.com/office/drawing/2015/9/8/chartex" xmlns:cx2="http://schemas.microsoft.com/office/drawing/2015/10/21/chartex" xmlns:cx3="http://schemas.microsoft.com/office/drawing/2016/5/9/chartex" xmlns:cx4="http://schemas.microsoft.com/office/drawing/2016/5/10/chartex" xmlns:cx5="http://schemas.microsoft.com/office/drawing/2016/5/11/chartex" xmlns:cx6="http://schemas.microsoft.com/office/drawing/2016/5/12/chartex" xmlns:cx7="http://schemas.microsoft.com/office/drawing/2016/5/13/chartex" xmlns:cx8="http://schemas.microsoft.com/office/drawing/2016/5/14/chartex" xmlns:mc="http://schemas.openxmlformats.org/markup-compatibility/2006" xmlns:aink="http://schemas.microsoft.com/office/drawing/2016/ink" xmlns:am3d="http://schemas.microsoft.com/office/drawing/2017/model3d" xmlns:o="urn:schemas-microsoft-com:office:office" xmlns:oel="http://schemas.microsoft.com/office/2019/extlst" xmlns:r="http://schemas.openxmlformats.org/officeDocument/2006/relationships" xmlns:m="http://schemas.openxmlformats.org/officeDocument/2006/math" xmlns:v="urn:schemas-microsoft-com:vml" xmlns:wp14="http://schemas.microsoft.com/office/word/2010/wordprocessingDrawing" xmlns:wp="http://schemas.openxmlformats.org/drawingml/2006/wordprocessingDrawing" xmlns:w10="urn:schemas-microsoft-com:office:word" xmlns:w="http://schemas.openxmlformats.org/wordprocessingml/2006/main" xmlns:w14="http://schemas.microsoft.com/office/word/2010/wordml" xmlns:w15="http://schemas.microsoft.com/office/word/2012/wordml" xmlns:w16cex="http://schemas.microsoft.com/office/word/2018/wordml/cex" xmlns:w16cid="http://schemas.microsoft.com/office/word/2016/wordml/cid" xmlns:w16="http://schemas.microsoft.com/office/word/2018/wordml" xmlns:w16du="http://schemas.microsoft.com/office/word/2023/wordml/word16du" xmlns:w16sdtdh="http://schemas.microsoft.com/office/word/2020/wordml/sdtdatahash" xmlns:w16sdtfl="http://schemas.microsoft.com/office/word/2024/wordml/sdtformatlock" xmlns:w16se="http://schemas.microsoft.com/office/word/2015/wordml/symex" xmlns:wpg="http://schemas.microsoft.com/office/word/2010/wordprocessingGroup" xmlns:wpi="http://schemas.microsoft.com/office/word/2010/wordprocessingInk" xmlns:wne="http://schemas.microsoft.com/office/word/2006/wordml" xmlns:wps="http://schemas.microsoft.com/office/word/2010/wordprocessingShape" mc:Ignorable="w14 w15 w16se w16cid w16 w16cex w16sdtdh w16sdtfl w16du wp14">
   <w:p>
     <w:pPr>
       <w:pStyle w:val="Header"/>
@@ -653,7 +695,7 @@
 </file>
 
 <file path=word/header2.xml><?xml version="1.0" encoding="utf-8"?>
-<w:hdr xmlns:wpc="http://schemas.microsoft.com/office/word/2010/wordprocessingCanvas" xmlns:cx="http://schemas.microsoft.com/office/drawing/2014/chartex" xmlns:cx1="http://schemas.microsoft.com/office/drawing/2015/9/8/chartex" xmlns:cx2="http://schemas.microsoft.com/office/drawing/2015/10/21/chartex" xmlns:cx3="http://schemas.microsoft.com/office/drawing/2016/5/9/chartex" xmlns:cx4="http://schemas.microsoft.com/office/drawing/2016/5/10/chartex" xmlns:cx5="http://schemas.microsoft.com/office/drawing/2016/5/11/chartex" xmlns:cx6="http://schemas.microsoft.com/office/drawing/2016/5/12/chartex" xmlns:cx7="http://schemas.microsoft.com/office/drawing/2016/5/13/chartex" xmlns:cx8="http://schemas.microsoft.com/office/drawing/2016/5/14/chartex" xmlns:mc="http://schemas.openxmlformats.org/markup-compatibility/2006" xmlns:aink="http://schemas.microsoft.com/office/drawing/2016/ink" xmlns:am3d="http://schemas.microsoft.com/office/drawing/2017/model3d" xmlns:o="urn:schemas-microsoft-com:office:office" xmlns:oel="http://schemas.microsoft.com/office/2019/extlst" xmlns:r="http://schemas.openxmlformats.org/officeDocument/2006/relationships" xmlns:m="http://schemas.openxmlformats.org/officeDocument/2006/math" xmlns:v="urn:schemas-microsoft-com:vml" xmlns:wp14="http://schemas.microsoft.com/office/word/2010/wordprocessingDrawing" xmlns:wp="http://schemas.openxmlformats.org/drawingml/2006/wordprocessingDrawing" xmlns:w10="urn:schemas-microsoft-com:office:word" xmlns:w="http://schemas.openxmlformats.org/wordprocessingml/2006/main" xmlns:w14="http://schemas.microsoft.com/office/word/2010/wordml" xmlns:w15="http://schemas.microsoft.com/office/word/2012/wordml" xmlns:w16cex="http://schemas.microsoft.com/office/word/2018/wordml/cex" xmlns:w16cid="http://schemas.microsoft.com/office/word/2016/wordml/cid" xmlns:w16="http://schemas.microsoft.com/office/word/2018/wordml" xmlns:w16sdtdh="http://schemas.microsoft.com/office/word/2020/wordml/sdtdatahash" xmlns:w16se="http://schemas.microsoft.com/office/word/2015/wordml/symex" xmlns:wpg="http://schemas.microsoft.com/office/word/2010/wordprocessingGroup" xmlns:wpi="http://schemas.microsoft.com/office/word/2010/wordprocessingInk" xmlns:wne="http://schemas.microsoft.com/office/word/2006/wordml" xmlns:wps="http://schemas.microsoft.com/office/word/2010/wordprocessingShape" mc:Ignorable="w14 w15 w16se w16cid w16 w16cex w16sdtdh wp14">
+<w:hdr xmlns:wpc="http://schemas.microsoft.com/office/word/2010/wordprocessingCanvas" xmlns:cx="http://schemas.microsoft.com/office/drawing/2014/chartex" xmlns:cx1="http://schemas.microsoft.com/office/drawing/2015/9/8/chartex" xmlns:cx2="http://schemas.microsoft.com/office/drawing/2015/10/21/chartex" xmlns:cx3="http://schemas.microsoft.com/office/drawing/2016/5/9/chartex" xmlns:cx4="http://schemas.microsoft.com/office/drawing/2016/5/10/chartex" xmlns:cx5="http://schemas.microsoft.com/office/drawing/2016/5/11/chartex" xmlns:cx6="http://schemas.microsoft.com/office/drawing/2016/5/12/chartex" xmlns:cx7="http://schemas.microsoft.com/office/drawing/2016/5/13/chartex" xmlns:cx8="http://schemas.microsoft.com/office/drawing/2016/5/14/chartex" xmlns:mc="http://schemas.openxmlformats.org/markup-compatibility/2006" xmlns:aink="http://schemas.microsoft.com/office/drawing/2016/ink" xmlns:am3d="http://schemas.microsoft.com/office/drawing/2017/model3d" xmlns:o="urn:schemas-microsoft-com:office:office" xmlns:oel="http://schemas.microsoft.com/office/2019/extlst" xmlns:r="http://schemas.openxmlformats.org/officeDocument/2006/relationships" xmlns:m="http://schemas.openxmlformats.org/officeDocument/2006/math" xmlns:v="urn:schemas-microsoft-com:vml" xmlns:wp14="http://schemas.microsoft.com/office/word/2010/wordprocessingDrawing" xmlns:wp="http://schemas.openxmlformats.org/drawingml/2006/wordprocessingDrawing" xmlns:w10="urn:schemas-microsoft-com:office:word" xmlns:w="http://schemas.openxmlformats.org/wordprocessingml/2006/main" xmlns:w14="http://schemas.microsoft.com/office/word/2010/wordml" xmlns:w15="http://schemas.microsoft.com/office/word/2012/wordml" xmlns:w16cex="http://schemas.microsoft.com/office/word/2018/wordml/cex" xmlns:w16cid="http://schemas.microsoft.com/office/word/2016/wordml/cid" xmlns:w16="http://schemas.microsoft.com/office/word/2018/wordml" xmlns:w16du="http://schemas.microsoft.com/office/word/2023/wordml/word16du" xmlns:w16sdtdh="http://schemas.microsoft.com/office/word/2020/wordml/sdtdatahash" xmlns:w16sdtfl="http://schemas.microsoft.com/office/word/2024/wordml/sdtformatlock" xmlns:w16se="http://schemas.microsoft.com/office/word/2015/wordml/symex" xmlns:wpg="http://schemas.microsoft.com/office/word/2010/wordprocessingGroup" xmlns:wpi="http://schemas.microsoft.com/office/word/2010/wordprocessingInk" xmlns:wne="http://schemas.microsoft.com/office/word/2006/wordml" xmlns:wps="http://schemas.microsoft.com/office/word/2010/wordprocessingShape" mc:Ignorable="w14 w15 w16se w16cid w16 w16cex w16sdtdh w16sdtfl w16du wp14">
   <w:p>
     <w:pPr>
       <w:pStyle w:val="Header"/>
@@ -664,7 +706,7 @@
 </file>
 
 <file path=word/header3.xml><?xml version="1.0" encoding="utf-8"?>
-<w:hdr xmlns:wpc="http://schemas.microsoft.com/office/word/2010/wordprocessingCanvas" xmlns:cx="http://schemas.microsoft.com/office/drawing/2014/chartex" xmlns:cx1="http://schemas.microsoft.com/office/drawing/2015/9/8/chartex" xmlns:cx2="http://schemas.microsoft.com/office/drawing/2015/10/21/chartex" xmlns:cx3="http://schemas.microsoft.com/office/drawing/2016/5/9/chartex" xmlns:cx4="http://schemas.microsoft.com/office/drawing/2016/5/10/chartex" xmlns:cx5="http://schemas.microsoft.com/office/drawing/2016/5/11/chartex" xmlns:cx6="http://schemas.microsoft.com/office/drawing/2016/5/12/chartex" xmlns:cx7="http://schemas.microsoft.com/office/drawing/2016/5/13/chartex" xmlns:cx8="http://schemas.microsoft.com/office/drawing/2016/5/14/chartex" xmlns:mc="http://schemas.openxmlformats.org/markup-compatibility/2006" xmlns:aink="http://schemas.microsoft.com/office/drawing/2016/ink" xmlns:am3d="http://schemas.microsoft.com/office/drawing/2017/model3d" xmlns:o="urn:schemas-microsoft-com:office:office" xmlns:oel="http://schemas.microsoft.com/office/2019/extlst" xmlns:r="http://schemas.openxmlformats.org/officeDocument/2006/relationships" xmlns:m="http://schemas.openxmlformats.org/officeDocument/2006/math" xmlns:v="urn:schemas-microsoft-com:vml" xmlns:wp14="http://schemas.microsoft.com/office/word/2010/wordprocessingDrawing" xmlns:wp="http://schemas.openxmlformats.org/drawingml/2006/wordprocessingDrawing" xmlns:w10="urn:schemas-microsoft-com:office:word" xmlns:w="http://schemas.openxmlformats.org/wordprocessingml/2006/main" xmlns:w14="http://schemas.microsoft.com/office/word/2010/wordml" xmlns:w15="http://schemas.microsoft.com/office/word/2012/wordml" xmlns:w16cex="http://schemas.microsoft.com/office/word/2018/wordml/cex" xmlns:w16cid="http://schemas.microsoft.com/office/word/2016/wordml/cid" xmlns:w16="http://schemas.microsoft.com/office/word/2018/wordml" xmlns:w16sdtdh="http://schemas.microsoft.com/office/word/2020/wordml/sdtdatahash" xmlns:w16se="http://schemas.microsoft.com/office/word/2015/wordml/symex" xmlns:wpg="http://schemas.microsoft.com/office/word/2010/wordprocessingGroup" xmlns:wpi="http://schemas.microsoft.com/office/word/2010/wordprocessingInk" xmlns:wne="http://schemas.microsoft.com/office/word/2006/wordml" xmlns:wps="http://schemas.microsoft.com/office/word/2010/wordprocessingShape" mc:Ignorable="w14 w15 w16se w16cid w16 w16cex w16sdtdh wp14">
+<w:hdr xmlns:wpc="http://schemas.microsoft.com/office/word/2010/wordprocessingCanvas" xmlns:cx="http://schemas.microsoft.com/office/drawing/2014/chartex" xmlns:cx1="http://schemas.microsoft.com/office/drawing/2015/9/8/chartex" xmlns:cx2="http://schemas.microsoft.com/office/drawing/2015/10/21/chartex" xmlns:cx3="http://schemas.microsoft.com/office/drawing/2016/5/9/chartex" xmlns:cx4="http://schemas.microsoft.com/office/drawing/2016/5/10/chartex" xmlns:cx5="http://schemas.microsoft.com/office/drawing/2016/5/11/chartex" xmlns:cx6="http://schemas.microsoft.com/office/drawing/2016/5/12/chartex" xmlns:cx7="http://schemas.microsoft.com/office/drawing/2016/5/13/chartex" xmlns:cx8="http://schemas.microsoft.com/office/drawing/2016/5/14/chartex" xmlns:mc="http://schemas.openxmlformats.org/markup-compatibility/2006" xmlns:aink="http://schemas.microsoft.com/office/drawing/2016/ink" xmlns:am3d="http://schemas.microsoft.com/office/drawing/2017/model3d" xmlns:o="urn:schemas-microsoft-com:office:office" xmlns:oel="http://schemas.microsoft.com/office/2019/extlst" xmlns:r="http://schemas.openxmlformats.org/officeDocument/2006/relationships" xmlns:m="http://schemas.openxmlformats.org/officeDocument/2006/math" xmlns:v="urn:schemas-microsoft-com:vml" xmlns:wp14="http://schemas.microsoft.com/office/word/2010/wordprocessingDrawing" xmlns:wp="http://schemas.openxmlformats.org/drawingml/2006/wordprocessingDrawing" xmlns:w10="urn:schemas-microsoft-com:office:word" xmlns:w="http://schemas.openxmlformats.org/wordprocessingml/2006/main" xmlns:w14="http://schemas.microsoft.com/office/word/2010/wordml" xmlns:w15="http://schemas.microsoft.com/office/word/2012/wordml" xmlns:w16cex="http://schemas.microsoft.com/office/word/2018/wordml/cex" xmlns:w16cid="http://schemas.microsoft.com/office/word/2016/wordml/cid" xmlns:w16="http://schemas.microsoft.com/office/word/2018/wordml" xmlns:w16du="http://schemas.microsoft.com/office/word/2023/wordml/word16du" xmlns:w16sdtdh="http://schemas.microsoft.com/office/word/2020/wordml/sdtdatahash" xmlns:w16sdtfl="http://schemas.microsoft.com/office/word/2024/wordml/sdtformatlock" xmlns:w16se="http://schemas.microsoft.com/office/word/2015/wordml/symex" xmlns:wpg="http://schemas.microsoft.com/office/word/2010/wordprocessingGroup" xmlns:wpi="http://schemas.microsoft.com/office/word/2010/wordprocessingInk" xmlns:wne="http://schemas.microsoft.com/office/word/2006/wordml" xmlns:wps="http://schemas.microsoft.com/office/word/2010/wordprocessingShape" mc:Ignorable="w14 w15 w16se w16cid w16 w16cex w16sdtdh w16sdtfl w16du wp14">
   <w:p>
     <w:pPr>
       <w:pStyle w:val="Header"/>
@@ -673,7 +715,7 @@
     <w:r>
       <w:tab/>
       <w:tab/>
-      <w:t>2026-06-17</w:t>
+      <w:t>2026-06-18</w:t>
       <w:br/>
       <w:br/>
     </w:r>
@@ -690,7 +732,7 @@
 </file>
 
 <file path=word/numbering.xml><?xml version="1.0" encoding="utf-8"?>
-<w:numbering xmlns:wpc="http://schemas.microsoft.com/office/word/2010/wordprocessingCanvas" xmlns:cx="http://schemas.microsoft.com/office/drawing/2014/chartex" xmlns:cx1="http://schemas.microsoft.com/office/drawing/2015/9/8/chartex" xmlns:cx2="http://schemas.microsoft.com/office/drawing/2015/10/21/chartex" xmlns:cx3="http://schemas.microsoft.com/office/drawing/2016/5/9/chartex" xmlns:cx4="http://schemas.microsoft.com/office/drawing/2016/5/10/chartex" xmlns:cx5="http://schemas.microsoft.com/office/drawing/2016/5/11/chartex" xmlns:cx6="http://schemas.microsoft.com/office/drawing/2016/5/12/chartex" xmlns:cx7="http://schemas.microsoft.com/office/drawing/2016/5/13/chartex" xmlns:cx8="http://schemas.microsoft.com/office/drawing/2016/5/14/chartex" xmlns:mc="http://schemas.openxmlformats.org/markup-compatibility/2006" xmlns:aink="http://schemas.microsoft.com/office/drawing/2016/ink" xmlns:am3d="http://schemas.microsoft.com/office/drawing/2017/model3d" xmlns:o="urn:schemas-microsoft-com:office:office" xmlns:oel="http://schemas.microsoft.com/office/2019/extlst" xmlns:r="http://schemas.openxmlformats.org/officeDocument/2006/relationships" xmlns:m="http://schemas.openxmlformats.org/officeDocument/2006/math" xmlns:v="urn:schemas-microsoft-com:vml" xmlns:wp14="http://schemas.microsoft.com/office/word/2010/wordprocessingDrawing" xmlns:wp="http://schemas.openxmlformats.org/drawingml/2006/wordprocessingDrawing" xmlns:w10="urn:schemas-microsoft-com:office:word" xmlns:w="http://schemas.openxmlformats.org/wordprocessingml/2006/main" xmlns:w14="http://schemas.microsoft.com/office/word/2010/wordml" xmlns:w15="http://schemas.microsoft.com/office/word/2012/wordml" xmlns:w16cex="http://schemas.microsoft.com/office/word/2018/wordml/cex" xmlns:w16cid="http://schemas.microsoft.com/office/word/2016/wordml/cid" xmlns:w16="http://schemas.microsoft.com/office/word/2018/wordml" xmlns:w16sdtdh="http://schemas.microsoft.com/office/word/2020/wordml/sdtdatahash" xmlns:w16se="http://schemas.microsoft.com/office/word/2015/wordml/symex" xmlns:wpg="http://schemas.microsoft.com/office/word/2010/wordprocessingGroup" xmlns:wpi="http://schemas.microsoft.com/office/word/2010/wordprocessingInk" xmlns:wne="http://schemas.microsoft.com/office/word/2006/wordml" xmlns:wps="http://schemas.microsoft.com/office/word/2010/wordprocessingShape" mc:Ignorable="w14 w15 w16se w16cid w16 w16cex w16sdtdh wp14">
+<w:numbering xmlns:wpc="http://schemas.microsoft.com/office/word/2010/wordprocessingCanvas" xmlns:cx="http://schemas.microsoft.com/office/drawing/2014/chartex" xmlns:cx1="http://schemas.microsoft.com/office/drawing/2015/9/8/chartex" xmlns:cx2="http://schemas.microsoft.com/office/drawing/2015/10/21/chartex" xmlns:cx3="http://schemas.microsoft.com/office/drawing/2016/5/9/chartex" xmlns:cx4="http://schemas.microsoft.com/office/drawing/2016/5/10/chartex" xmlns:cx5="http://schemas.microsoft.com/office/drawing/2016/5/11/chartex" xmlns:cx6="http://schemas.microsoft.com/office/drawing/2016/5/12/chartex" xmlns:cx7="http://schemas.microsoft.com/office/drawing/2016/5/13/chartex" xmlns:cx8="http://schemas.microsoft.com/office/drawing/2016/5/14/chartex" xmlns:mc="http://schemas.openxmlformats.org/markup-compatibility/2006" xmlns:aink="http://schemas.microsoft.com/office/drawing/2016/ink" xmlns:am3d="http://schemas.microsoft.com/office/drawing/2017/model3d" xmlns:o="urn:schemas-microsoft-com:office:office" xmlns:oel="http://schemas.microsoft.com/office/2019/extlst" xmlns:r="http://schemas.openxmlformats.org/officeDocument/2006/relationships" xmlns:m="http://schemas.openxmlformats.org/officeDocument/2006/math" xmlns:v="urn:schemas-microsoft-com:vml" xmlns:wp14="http://schemas.microsoft.com/office/word/2010/wordprocessingDrawing" xmlns:wp="http://schemas.openxmlformats.org/drawingml/2006/wordprocessingDrawing" xmlns:w10="urn:schemas-microsoft-com:office:word" xmlns:w="http://schemas.openxmlformats.org/wordprocessingml/2006/main" xmlns:w14="http://schemas.microsoft.com/office/word/2010/wordml" xmlns:w15="http://schemas.microsoft.com/office/word/2012/wordml" xmlns:w16cex="http://schemas.microsoft.com/office/word/2018/wordml/cex" xmlns:w16cid="http://schemas.microsoft.com/office/word/2016/wordml/cid" xmlns:w16="http://schemas.microsoft.com/office/word/2018/wordml" xmlns:w16du="http://schemas.microsoft.com/office/word/2023/wordml/word16du" xmlns:w16sdtdh="http://schemas.microsoft.com/office/word/2020/wordml/sdtdatahash" xmlns:w16sdtfl="http://schemas.microsoft.com/office/word/2024/wordml/sdtformatlock" xmlns:w16se="http://schemas.microsoft.com/office/word/2015/wordml/symex" xmlns:wpg="http://schemas.microsoft.com/office/word/2010/wordprocessingGroup" xmlns:wpi="http://schemas.microsoft.com/office/word/2010/wordprocessingInk" xmlns:wne="http://schemas.microsoft.com/office/word/2006/wordml" xmlns:wps="http://schemas.microsoft.com/office/word/2010/wordprocessingShape" mc:Ignorable="w14 w15 w16se w16cid w16 w16cex w16sdtdh w16sdtfl w16du wp14">
   <w:abstractNum w:abstractNumId="0" w15:restartNumberingAfterBreak="0">
     <w:nsid w:val="FFFFFF7C"/>
     <w:multiLevelType w:val="singleLevel"/>
@@ -893,7 +935,7 @@
 </file>
 
 <file path=word/styles.xml><?xml version="1.0" encoding="utf-8"?>
-<w:styles xmlns:mc="http://schemas.openxmlformats.org/markup-compatibility/2006" xmlns:r="http://schemas.openxmlformats.org/officeDocument/2006/relationships" xmlns:w="http://schemas.openxmlformats.org/wordprocessingml/2006/main" xmlns:w14="http://schemas.microsoft.com/office/word/2010/wordml" xmlns:w15="http://schemas.microsoft.com/office/word/2012/wordml" xmlns:w16cex="http://schemas.microsoft.com/office/word/2018/wordml/cex" xmlns:w16cid="http://schemas.microsoft.com/office/word/2016/wordml/cid" xmlns:w16="http://schemas.microsoft.com/office/word/2018/wordml" xmlns:w16sdtdh="http://schemas.microsoft.com/office/word/2020/wordml/sdtdatahash" xmlns:w16se="http://schemas.microsoft.com/office/word/2015/wordml/symex" mc:Ignorable="w14 w15 w16se w16cid w16 w16cex w16sdtdh">
+<w:styles xmlns:mc="http://schemas.openxmlformats.org/markup-compatibility/2006" xmlns:r="http://schemas.openxmlformats.org/officeDocument/2006/relationships" xmlns:w="http://schemas.openxmlformats.org/wordprocessingml/2006/main" xmlns:w14="http://schemas.microsoft.com/office/word/2010/wordml" xmlns:w15="http://schemas.microsoft.com/office/word/2012/wordml" xmlns:w16cex="http://schemas.microsoft.com/office/word/2018/wordml/cex" xmlns:w16cid="http://schemas.microsoft.com/office/word/2016/wordml/cid" xmlns:w16="http://schemas.microsoft.com/office/word/2018/wordml" xmlns:w16du="http://schemas.microsoft.com/office/word/2023/wordml/word16du" xmlns:w16sdtdh="http://schemas.microsoft.com/office/word/2020/wordml/sdtdatahash" xmlns:w16sdtfl="http://schemas.microsoft.com/office/word/2024/wordml/sdtformatlock" xmlns:w16se="http://schemas.microsoft.com/office/word/2015/wordml/symex" mc:Ignorable="w14 w15 w16se w16cid w16 w16cex w16sdtdh w16sdtfl w16du">
   <w:docDefaults>
     <w:rPrDefault>
       <w:rPr>
@@ -1651,7 +1693,7 @@
     <w:link w:val="TitleChar"/>
     <w:uiPriority w:val="10"/>
     <w:qFormat/>
-    <w:rsid w:val="007106C8"/>
+    <w:rsid w:val="00E854FA"/>
     <w:pPr>
       <w:spacing w:after="300" w:line="240" w:lineRule="auto"/>
       <w:contextualSpacing/>
@@ -1661,7 +1703,7 @@
       <w:rFonts w:eastAsiaTheme="majorEastAsia" w:cstheme="majorBidi"/>
       <w:spacing w:val="5"/>
       <w:kern w:val="28"/>
-      <w:sz w:val="52"/>
+      <w:sz w:val="40"/>
       <w:szCs w:val="52"/>
       <w:lang w:val="sv-SE" w:eastAsia="en-US" w:bidi="ar-SA"/>
     </w:rPr>
@@ -1671,12 +1713,12 @@
     <w:basedOn w:val="DefaultParagraphFont"/>
     <w:link w:val="Title"/>
     <w:uiPriority w:val="10"/>
-    <w:rsid w:val="007106C8"/>
+    <w:rsid w:val="00E854FA"/>
     <w:rPr>
       <w:rFonts w:ascii="Times New Roman" w:eastAsiaTheme="majorEastAsia" w:hAnsi="Times New Roman" w:cstheme="majorBidi"/>
       <w:spacing w:val="5"/>
       <w:kern w:val="28"/>
-      <w:sz w:val="52"/>
+      <w:sz w:val="40"/>
       <w:szCs w:val="52"/>
       <w:lang w:val="sv-SE" w:eastAsia="en-US" w:bidi="ar-SA"/>
     </w:rPr>

--- a/klagomål/A 6327-2026 FSC-klagomål.docx
+++ b/klagomål/A 6327-2026 FSC-klagomål.docx
@@ -715,7 +715,7 @@
     <w:r>
       <w:tab/>
       <w:tab/>
-      <w:t>2026-06-18</w:t>
+      <w:t>2026-06-19</w:t>
       <w:br/>
       <w:br/>
     </w:r>

--- a/klagomål/A 6327-2026 FSC-klagomål.docx
+++ b/klagomål/A 6327-2026 FSC-klagomål.docx
@@ -715,7 +715,7 @@
     <w:r>
       <w:tab/>
       <w:tab/>
-      <w:t>2026-06-19</w:t>
+      <w:t>2026-06-20</w:t>
       <w:br/>
       <w:br/>
     </w:r>

--- a/klagomål/A 6327-2026 FSC-klagomål.docx
+++ b/klagomål/A 6327-2026 FSC-klagomål.docx
@@ -168,38 +168,7 @@
     </w:p>
     <w:p>
       <w:r>
-        <w:t>Detta dokument behandlar höga naturvärden i avverkningsanmälan A 6327-2026 i Jönköpings kommun som inkom 2026-02-02 och omfattar 10,0 ha.</w:t>
-      </w:r>
-    </w:p>
-    <w:p>
-      <w:r>
-        <w:t>Nedan presenteras fynd av naturvårdsarter som gjorts i det avverkningsanmälda området, samt relevanta utdrag ur standarderna för FSC, Chain of Custody, Controlled Wood och PEFC.</w:t>
-      </w:r>
-    </w:p>
-    <w:p>
-      <w:r>
-        <w:t>Vi förväntar oss att ni återkommer med ett skriftligt svar på vårt klagomål och även beskriver vilka korrigerande åtgärder ni satt in för att rätta till identifierade brister i er efterlevnad av den svenska FSC standarden.</w:t>
-      </w:r>
-    </w:p>
-    <w:p>
-      <w:pPr>
-        <w:pStyle w:val="Heading1"/>
-      </w:pPr>
-      <w:r>
-        <w:t>Naturvårdsarter</w:t>
-      </w:r>
-    </w:p>
-    <w:p>
-      <w:r>
-        <w:t>I och inom 9 meter från avverkningsanmälan har följande 8 naturvårdsarter hittats: praktvaxing (NT), blodvaxing (S), gulvaxing (S), igelkottsröksvamp (S), svart trolldruva (S, T), vitvaxing agg. (S), västlig hakmossa (S) och ängsfingersvamp (S). Av dessa är 1 rödlistade. För rödlistade arter har rödlistekategorin angivits inom parentes. Arter som är signalarter enligt Skogsstyrelsen har markerats med (S). Typiska arter inom Natura 2000 som är kopplade till skogsekosystem har markerats med (T).</w:t>
-      </w:r>
-    </w:p>
-    <w:p>
-      <w:r>
-        <w:t>De påträffade naturvårdsarterna är ett tydligt kvitto på att det rör sig om en skog med höga naturvärden.</w:t>
-      </w:r>
-      <w:r>
-        <w:t xml:space="preserve"> I Figur 1 visas fyndplatser för naturvårdsarter i området, som finns registrerade på Artportalen.</w:t>
+        <w:t>Detta klagomål behandlar höga naturvärden i avverkningsanmälan A 6327-2026 i Jönköpings kommun som inkom 2026-02-02 och omfattar 10,0 ha.</w:t>
       </w:r>
     </w:p>
     <w:p>
@@ -247,7 +216,46 @@
         <w:spacing w:after="240"/>
       </w:pPr>
       <w:r>
-        <w:t>Figur 1. Fyndplatser för naturvårdsarter i och inom 9 meter från avverkningsanmälan (röd linje). Markörer utan svart kant är placerade på fyndplatsen. Markörer med svart kant är placerade vid sidan av fyndplatsen och har ett svart streck som visar fyndplatsens exakta position. Kartans mittpunktskoordinat är N 6419435, E 459648 i SWEREF 99 TM.</w:t>
+        <w:t>Figur 1. Fyndplatser för naturvårdsarter i och inom 9 meter från avverkningsanmälan. Markörer utan svart kant är placerade på fyndplatsen. Markörer med svart kant är placerade vid sidan av fyndplatsen har ett svart streck som visar fyndplatsens exakta position. Kartans mittpunktskoordinat är N 6419435, E 459648 i SWEREF 99 TM.</w:t>
+      </w:r>
+    </w:p>
+    <w:p>
+      <w:r>
+        <w:t>I och inom 9 meter från avverkningsanmälan finns fynd av 8 naturvårdsarter, varav 1 är rödlistad, 1 är typisk (T) och 7 är signalarter (S): praktvaxing (NT), blodvaxing (S), gulvaxing (S), igelkottsröksvamp (S), svart trolldruva (S, T), vitvaxing agg. (S), västlig hakmossa (S) och ängsfingersvamp (S). Se Figur 1.</w:t>
+      </w:r>
+    </w:p>
+    <w:p>
+      <w:r>
+        <w:t>Nedan presenteras relevanta utdrag ur standarderna för FSC, Chain of Custody, Controlled Wood och PEFC.</w:t>
+      </w:r>
+    </w:p>
+    <w:p>
+      <w:r>
+        <w:t>Vi förväntar oss att ni återkommer med ett skriftligt svar på vårt klagomål och även beskriver vilka korrigerande åtgärder ni satt in för att rätta till identifierade brister i er efterlevnad av den svenska FSC standarden.</w:t>
+      </w:r>
+    </w:p>
+    <w:p>
+      <w:pPr>
+        <w:pStyle w:val="Heading1"/>
+      </w:pPr>
+      <w:r>
+        <w:t>Naturvårdsarter och fridlysta arter</w:t>
+      </w:r>
+    </w:p>
+    <w:p>
+      <w:r>
+        <w:t>Nedan följer beskrivningar av de naturvårdsarter och fridlysta arter som har sina livsmiljöer och växtplatser i den avverkningsanmälda skogen. De påträffade naturvårdsarterna är ett tydligt kvitto på att det rör sig om en skog med höga naturvärden.</w:t>
+      </w:r>
+    </w:p>
+    <w:p>
+      <w:r>
+        <w:rPr>
+          <w:b/>
+        </w:rPr>
+        <w:t xml:space="preserve">Praktvaxing (NT) </w:t>
+      </w:r>
+      <w:r>
+        <w:t>växer i hedartad, sur och mager gräsmark med stagg och ljungtuvor på betad mark med lång historia av hävd, ofta bland mossa. De allra flesta fynden i såväl Sverige som i Norge är från öppna marker och bara ett fåtal från betade skogar. Praktvaxing ingår i ett åtgärdsprogram för hotade arter (ÅGP) och är globalt rödlistad som sårbar (VU) vilket innebär att Sverige har ett internationellt ansvar för arten (SLU Artdatabanken, 2024; IUCN, 2019; Jordal, 2011).</w:t>
       </w:r>
     </w:p>
     <w:p>
@@ -259,17 +267,6 @@
       </w:r>
       <w:r>
         <w:t>är överallt en bra signalart på skyddsvärda ädellövskogar och lövlundar. Svampen är kalkgynnad och indikerar lokalklimatiskt varma men samtidigt relativt fuktiga lövskogar. Växtmiljön utgörs vanligtvis av äldre successionsstadier inom områden med långvarig trädkontinuitet och lokalerna hyser oftast en rik lundflora med många andra ovanliga och rödlistade arter. Skogsbruk som bryter den skogliga kontinuiteten och förändrade markförhållanden missgynnar arten (SLU Artdatabanken, 2024; Nitare &amp; Skogsstyrelsen, 2019).</w:t>
-      </w:r>
-    </w:p>
-    <w:p>
-      <w:r>
-        <w:rPr>
-          <w:b/>
-        </w:rPr>
-        <w:t xml:space="preserve">Praktvaxing (NT) </w:t>
-      </w:r>
-      <w:r>
-        <w:t>växer i hedartad, sur och mager gräsmark med stagg och ljungtuvor på betad mark med lång historia av hävd, ofta bland mossa. De allra flesta fynden i såväl Sverige som i Norge är från öppna marker och bara ett fåtal från betade skogar. Praktvaxing ingår i ett åtgärdsprogram för hotade arter (ÅGP) och är globalt rödlistad som sårbar (VU) vilket innebär att Sverige har ett internationellt ansvar för arten (SLU Artdatabanken, 2024; IUCN, 2019; Jordal, 2011).</w:t>
       </w:r>
     </w:p>
     <w:p>
@@ -715,7 +712,7 @@
     <w:r>
       <w:tab/>
       <w:tab/>
-      <w:t>2026-06-20</w:t>
+      <w:t>2026-06-21</w:t>
       <w:br/>
       <w:br/>
     </w:r>

--- a/klagomål/A 6327-2026 FSC-klagomål.docx
+++ b/klagomål/A 6327-2026 FSC-klagomål.docx
@@ -712,7 +712,7 @@
     <w:r>
       <w:tab/>
       <w:tab/>
-      <w:t>2026-06-21</w:t>
+      <w:t>2026-06-22</w:t>
       <w:br/>
       <w:br/>
     </w:r>

--- a/klagomål/A 6327-2026 FSC-klagomål.docx
+++ b/klagomål/A 6327-2026 FSC-klagomål.docx
@@ -712,7 +712,7 @@
     <w:r>
       <w:tab/>
       <w:tab/>
-      <w:t>2026-06-22</w:t>
+      <w:t>2026-06-23</w:t>
       <w:br/>
       <w:br/>
     </w:r>

--- a/klagomål/A 6327-2026 FSC-klagomål.docx
+++ b/klagomål/A 6327-2026 FSC-klagomål.docx
@@ -712,7 +712,7 @@
     <w:r>
       <w:tab/>
       <w:tab/>
-      <w:t>2026-06-23</w:t>
+      <w:t>2026-06-24</w:t>
       <w:br/>
       <w:br/>
     </w:r>

--- a/klagomål/A 6327-2026 FSC-klagomål.docx
+++ b/klagomål/A 6327-2026 FSC-klagomål.docx
@@ -712,7 +712,7 @@
     <w:r>
       <w:tab/>
       <w:tab/>
-      <w:t>2026-06-24</w:t>
+      <w:t>2026-06-25</w:t>
       <w:br/>
       <w:br/>
     </w:r>

--- a/klagomål/A 6327-2026 FSC-klagomål.docx
+++ b/klagomål/A 6327-2026 FSC-klagomål.docx
@@ -712,7 +712,7 @@
     <w:r>
       <w:tab/>
       <w:tab/>
-      <w:t>2026-06-25</w:t>
+      <w:t>2026-06-26</w:t>
       <w:br/>
       <w:br/>
     </w:r>

--- a/klagomål/A 6327-2026 FSC-klagomål.docx
+++ b/klagomål/A 6327-2026 FSC-klagomål.docx
@@ -712,7 +712,7 @@
     <w:r>
       <w:tab/>
       <w:tab/>
-      <w:t>2026-06-26</w:t>
+      <w:t>2026-06-27</w:t>
       <w:br/>
       <w:br/>
     </w:r>

--- a/klagomål/A 6327-2026 FSC-klagomål.docx
+++ b/klagomål/A 6327-2026 FSC-klagomål.docx
@@ -712,7 +712,7 @@
     <w:r>
       <w:tab/>
       <w:tab/>
-      <w:t>2026-06-27</w:t>
+      <w:t>2026-06-28</w:t>
       <w:br/>
       <w:br/>
     </w:r>

--- a/klagomål/A 6327-2026 FSC-klagomål.docx
+++ b/klagomål/A 6327-2026 FSC-klagomål.docx
@@ -712,7 +712,7 @@
     <w:r>
       <w:tab/>
       <w:tab/>
-      <w:t>2026-06-28</w:t>
+      <w:t>2026-06-29</w:t>
       <w:br/>
       <w:br/>
     </w:r>

--- a/klagomål/A 6327-2026 FSC-klagomål.docx
+++ b/klagomål/A 6327-2026 FSC-klagomål.docx
@@ -712,7 +712,7 @@
     <w:r>
       <w:tab/>
       <w:tab/>
-      <w:t>2026-06-29</w:t>
+      <w:t>2026-06-30</w:t>
       <w:br/>
       <w:br/>
     </w:r>

--- a/klagomål/A 6327-2026 FSC-klagomål.docx
+++ b/klagomål/A 6327-2026 FSC-klagomål.docx
@@ -712,7 +712,7 @@
     <w:r>
       <w:tab/>
       <w:tab/>
-      <w:t>2026-06-30</w:t>
+      <w:t>2026-07-01</w:t>
       <w:br/>
       <w:br/>
     </w:r>

--- a/klagomål/A 6327-2026 FSC-klagomål.docx
+++ b/klagomål/A 6327-2026 FSC-klagomål.docx
@@ -712,7 +712,7 @@
     <w:r>
       <w:tab/>
       <w:tab/>
-      <w:t>2026-07-01</w:t>
+      <w:t>2026-07-02</w:t>
       <w:br/>
       <w:br/>
     </w:r>

--- a/klagomål/A 6327-2026 FSC-klagomål.docx
+++ b/klagomål/A 6327-2026 FSC-klagomål.docx
@@ -712,7 +712,7 @@
     <w:r>
       <w:tab/>
       <w:tab/>
-      <w:t>2026-07-13</w:t>
+      <w:t>2026-07-14</w:t>
       <w:br/>
       <w:br/>
     </w:r>

--- a/klagomål/A 6327-2026 FSC-klagomål.docx
+++ b/klagomål/A 6327-2026 FSC-klagomål.docx
@@ -712,7 +712,7 @@
     <w:r>
       <w:tab/>
       <w:tab/>
-      <w:t>2026-07-14</w:t>
+      <w:t>2026-07-15</w:t>
       <w:br/>
       <w:br/>
     </w:r>

--- a/klagomål/A 6327-2026 FSC-klagomål.docx
+++ b/klagomål/A 6327-2026 FSC-klagomål.docx
@@ -712,7 +712,7 @@
     <w:r>
       <w:tab/>
       <w:tab/>
-      <w:t>2026-07-15</w:t>
+      <w:t>2026-07-16</w:t>
       <w:br/>
       <w:br/>
     </w:r>

--- a/klagomål/A 6327-2026 FSC-klagomål.docx
+++ b/klagomål/A 6327-2026 FSC-klagomål.docx
@@ -712,7 +712,7 @@
     <w:r>
       <w:tab/>
       <w:tab/>
-      <w:t>2026-07-16</w:t>
+      <w:t>2026-07-17</w:t>
       <w:br/>
       <w:br/>
     </w:r>

--- a/klagomål/A 6327-2026 FSC-klagomål.docx
+++ b/klagomål/A 6327-2026 FSC-klagomål.docx
@@ -712,7 +712,7 @@
     <w:r>
       <w:tab/>
       <w:tab/>
-      <w:t>2026-07-17</w:t>
+      <w:t>2026-07-18</w:t>
       <w:br/>
       <w:br/>
     </w:r>

--- a/klagomål/A 6327-2026 FSC-klagomål.docx
+++ b/klagomål/A 6327-2026 FSC-klagomål.docx
@@ -712,7 +712,7 @@
     <w:r>
       <w:tab/>
       <w:tab/>
-      <w:t>2026-07-18</w:t>
+      <w:t>2026-07-19</w:t>
       <w:br/>
       <w:br/>
     </w:r>

--- a/klagomål/A 6327-2026 FSC-klagomål.docx
+++ b/klagomål/A 6327-2026 FSC-klagomål.docx
@@ -712,7 +712,7 @@
     <w:r>
       <w:tab/>
       <w:tab/>
-      <w:t>2026-07-19</w:t>
+      <w:t>2026-07-20</w:t>
       <w:br/>
       <w:br/>
     </w:r>

--- a/klagomål/A 6327-2026 FSC-klagomål.docx
+++ b/klagomål/A 6327-2026 FSC-klagomål.docx
@@ -712,7 +712,7 @@
     <w:r>
       <w:tab/>
       <w:tab/>
-      <w:t>2026-07-20</w:t>
+      <w:t>2026-07-21</w:t>
       <w:br/>
       <w:br/>
     </w:r>

--- a/klagomål/A 6327-2026 FSC-klagomål.docx
+++ b/klagomål/A 6327-2026 FSC-klagomål.docx
@@ -712,7 +712,7 @@
     <w:r>
       <w:tab/>
       <w:tab/>
-      <w:t>2026-07-21</w:t>
+      <w:t>2026-07-22</w:t>
       <w:br/>
       <w:br/>
     </w:r>

--- a/klagomål/A 6327-2026 FSC-klagomål.docx
+++ b/klagomål/A 6327-2026 FSC-klagomål.docx
@@ -712,7 +712,7 @@
     <w:r>
       <w:tab/>
       <w:tab/>
-      <w:t>2026-07-22</w:t>
+      <w:t>2026-07-23</w:t>
       <w:br/>
       <w:br/>
     </w:r>

--- a/klagomål/A 6327-2026 FSC-klagomål.docx
+++ b/klagomål/A 6327-2026 FSC-klagomål.docx
@@ -712,7 +712,7 @@
     <w:r>
       <w:tab/>
       <w:tab/>
-      <w:t>2026-07-23</w:t>
+      <w:t>2026-07-24</w:t>
       <w:br/>
       <w:br/>
     </w:r>

--- a/klagomål/A 6327-2026 FSC-klagomål.docx
+++ b/klagomål/A 6327-2026 FSC-klagomål.docx
@@ -712,7 +712,7 @@
     <w:r>
       <w:tab/>
       <w:tab/>
-      <w:t>2026-07-24</w:t>
+      <w:t>2026-07-25</w:t>
       <w:br/>
       <w:br/>
     </w:r>

--- a/klagomål/A 6327-2026 FSC-klagomål.docx
+++ b/klagomål/A 6327-2026 FSC-klagomål.docx
@@ -712,7 +712,7 @@
     <w:r>
       <w:tab/>
       <w:tab/>
-      <w:t>2026-07-25</w:t>
+      <w:t>2026-07-26</w:t>
       <w:br/>
       <w:br/>
     </w:r>

--- a/klagomål/A 6327-2026 FSC-klagomål.docx
+++ b/klagomål/A 6327-2026 FSC-klagomål.docx
@@ -712,7 +712,7 @@
     <w:r>
       <w:tab/>
       <w:tab/>
-      <w:t>2026-07-26</w:t>
+      <w:t>2026-07-27</w:t>
       <w:br/>
       <w:br/>
     </w:r>

--- a/klagomål/A 6327-2026 FSC-klagomål.docx
+++ b/klagomål/A 6327-2026 FSC-klagomål.docx
@@ -712,7 +712,7 @@
     <w:r>
       <w:tab/>
       <w:tab/>
-      <w:t>2026-07-27</w:t>
+      <w:t>2026-07-28</w:t>
       <w:br/>
       <w:br/>
     </w:r>

--- a/klagomål/A 6327-2026 FSC-klagomål.docx
+++ b/klagomål/A 6327-2026 FSC-klagomål.docx
@@ -712,7 +712,7 @@
     <w:r>
       <w:tab/>
       <w:tab/>
-      <w:t>2026-07-28</w:t>
+      <w:t>2026-07-29</w:t>
       <w:br/>
       <w:br/>
     </w:r>

--- a/klagomål/A 6327-2026 FSC-klagomål.docx
+++ b/klagomål/A 6327-2026 FSC-klagomål.docx
@@ -712,7 +712,7 @@
     <w:r>
       <w:tab/>
       <w:tab/>
-      <w:t>2026-07-29</w:t>
+      <w:t>2026-07-30</w:t>
       <w:br/>
       <w:br/>
     </w:r>

--- a/klagomål/A 6327-2026 FSC-klagomål.docx
+++ b/klagomål/A 6327-2026 FSC-klagomål.docx
@@ -712,7 +712,7 @@
     <w:r>
       <w:tab/>
       <w:tab/>
-      <w:t>2026-07-30</w:t>
+      <w:t>2026-07-31</w:t>
       <w:br/>
       <w:br/>
     </w:r>

--- a/klagomål/A 6327-2026 FSC-klagomål.docx
+++ b/klagomål/A 6327-2026 FSC-klagomål.docx
@@ -712,7 +712,7 @@
     <w:r>
       <w:tab/>
       <w:tab/>
-      <w:t>2026-07-31</w:t>
+      <w:t>2026-08-01</w:t>
       <w:br/>
       <w:br/>
     </w:r>

--- a/klagomål/A 6327-2026 FSC-klagomål.docx
+++ b/klagomål/A 6327-2026 FSC-klagomål.docx
@@ -712,7 +712,7 @@
     <w:r>
       <w:tab/>
       <w:tab/>
-      <w:t>2026-08-01</w:t>
+      <w:t>2026-08-02</w:t>
       <w:br/>
       <w:br/>
     </w:r>

--- a/klagomål/A 6327-2026 FSC-klagomål.docx
+++ b/klagomål/A 6327-2026 FSC-klagomål.docx
@@ -712,7 +712,7 @@
     <w:r>
       <w:tab/>
       <w:tab/>
-      <w:t>2026-08-02</w:t>
+      <w:t>2026-08-03</w:t>
       <w:br/>
       <w:br/>
     </w:r>

--- a/klagomål/A 6327-2026 FSC-klagomål.docx
+++ b/klagomål/A 6327-2026 FSC-klagomål.docx
@@ -712,7 +712,7 @@
     <w:r>
       <w:tab/>
       <w:tab/>
-      <w:t>2026-08-03</w:t>
+      <w:t>2026-08-05</w:t>
       <w:br/>
       <w:br/>
     </w:r>

--- a/klagomål/A 6327-2026 FSC-klagomål.docx
+++ b/klagomål/A 6327-2026 FSC-klagomål.docx
@@ -712,7 +712,7 @@
     <w:r>
       <w:tab/>
       <w:tab/>
-      <w:t>2026-08-05</w:t>
+      <w:t>2026-08-07</w:t>
       <w:br/>
       <w:br/>
     </w:r>

--- a/klagomål/A 6327-2026 FSC-klagomål.docx
+++ b/klagomål/A 6327-2026 FSC-klagomål.docx
@@ -712,7 +712,7 @@
     <w:r>
       <w:tab/>
       <w:tab/>
-      <w:t>2026-08-07</w:t>
+      <w:t>2026-08-08</w:t>
       <w:br/>
       <w:br/>
     </w:r>

--- a/klagomål/A 6327-2026 FSC-klagomål.docx
+++ b/klagomål/A 6327-2026 FSC-klagomål.docx
@@ -216,7 +216,7 @@
         <w:spacing w:after="240"/>
       </w:pPr>
       <w:r>
-        <w:t>Figur 1. Fyndplatser för naturvårdsarter i och inom 9 meter från avverkningsanmälan. Markörer utan svart kant är placerade på fyndplatsen. Markörer med svart kant är placerade vid sidan av fyndplatsen har ett svart streck som visar fyndplatsens exakta position. Kartans mittpunktskoordinat är N 6419435, E 459648 i SWEREF 99 TM.</w:t>
+        <w:t>Figur 1. Fyndplatser för naturvårdsarter i och inom 9 meter från avverkningsanmälan. Markörer utan svart kant är placerade på fyndplatsen. Markörer med svart kant är placerade vid sidan av fyndplatsen och har ett svart streck som visar fyndplatsens exakta position. Kartans mittpunktskoordinat är N 6419435, E 459648 i SWEREF 99 TM.</w:t>
       </w:r>
     </w:p>
     <w:p>
@@ -712,7 +712,7 @@
     <w:r>
       <w:tab/>
       <w:tab/>
-      <w:t>2026-08-14</w:t>
+      <w:t>2026-08-15</w:t>
       <w:br/>
       <w:br/>
     </w:r>

--- a/klagomål/A 6327-2026 FSC-klagomål.docx
+++ b/klagomål/A 6327-2026 FSC-klagomål.docx
@@ -712,7 +712,7 @@
     <w:r>
       <w:tab/>
       <w:tab/>
-      <w:t>2026-08-15</w:t>
+      <w:t>2026-08-16</w:t>
       <w:br/>
       <w:br/>
     </w:r>

--- a/klagomål/A 6327-2026 FSC-klagomål.docx
+++ b/klagomål/A 6327-2026 FSC-klagomål.docx
@@ -712,7 +712,7 @@
     <w:r>
       <w:tab/>
       <w:tab/>
-      <w:t>2026-08-16</w:t>
+      <w:t>2026-08-17</w:t>
       <w:br/>
       <w:br/>
     </w:r>

--- a/klagomål/A 6327-2026 FSC-klagomål.docx
+++ b/klagomål/A 6327-2026 FSC-klagomål.docx
@@ -712,7 +712,7 @@
     <w:r>
       <w:tab/>
       <w:tab/>
-      <w:t>2026-08-17</w:t>
+      <w:t>2026-08-18</w:t>
       <w:br/>
       <w:br/>
     </w:r>

--- a/klagomål/A 6327-2026 FSC-klagomål.docx
+++ b/klagomål/A 6327-2026 FSC-klagomål.docx
@@ -712,7 +712,7 @@
     <w:r>
       <w:tab/>
       <w:tab/>
-      <w:t>2026-08-18</w:t>
+      <w:t>2026-08-19</w:t>
       <w:br/>
       <w:br/>
     </w:r>

--- a/klagomål/A 6327-2026 FSC-klagomål.docx
+++ b/klagomål/A 6327-2026 FSC-klagomål.docx
@@ -712,7 +712,7 @@
     <w:r>
       <w:tab/>
       <w:tab/>
-      <w:t>2026-08-19</w:t>
+      <w:t>2026-08-20</w:t>
       <w:br/>
       <w:br/>
     </w:r>

--- a/klagomål/A 6327-2026 FSC-klagomål.docx
+++ b/klagomål/A 6327-2026 FSC-klagomål.docx
@@ -712,7 +712,7 @@
     <w:r>
       <w:tab/>
       <w:tab/>
-      <w:t>2026-08-20</w:t>
+      <w:t>2026-08-21</w:t>
       <w:br/>
       <w:br/>
     </w:r>

--- a/klagomål/A 6327-2026 FSC-klagomål.docx
+++ b/klagomål/A 6327-2026 FSC-klagomål.docx
@@ -712,7 +712,7 @@
     <w:r>
       <w:tab/>
       <w:tab/>
-      <w:t>2026-08-21</w:t>
+      <w:t>2026-08-22</w:t>
       <w:br/>
       <w:br/>
     </w:r>

--- a/klagomål/A 6327-2026 FSC-klagomål.docx
+++ b/klagomål/A 6327-2026 FSC-klagomål.docx
@@ -712,7 +712,7 @@
     <w:r>
       <w:tab/>
       <w:tab/>
-      <w:t>2026-08-22</w:t>
+      <w:t>2026-08-23</w:t>
       <w:br/>
       <w:br/>
     </w:r>

--- a/klagomål/A 6327-2026 FSC-klagomål.docx
+++ b/klagomål/A 6327-2026 FSC-klagomål.docx
@@ -712,7 +712,7 @@
     <w:r>
       <w:tab/>
       <w:tab/>
-      <w:t>2026-08-23</w:t>
+      <w:t>2026-08-24</w:t>
       <w:br/>
       <w:br/>
     </w:r>

--- a/klagomål/A 6327-2026 FSC-klagomål.docx
+++ b/klagomål/A 6327-2026 FSC-klagomål.docx
@@ -712,7 +712,7 @@
     <w:r>
       <w:tab/>
       <w:tab/>
-      <w:t>2026-08-24</w:t>
+      <w:t>2026-08-25</w:t>
       <w:br/>
       <w:br/>
     </w:r>

--- a/klagomål/A 6327-2026 FSC-klagomål.docx
+++ b/klagomål/A 6327-2026 FSC-klagomål.docx
@@ -712,7 +712,7 @@
     <w:r>
       <w:tab/>
       <w:tab/>
-      <w:t>2026-08-25</w:t>
+      <w:t>2026-08-26</w:t>
       <w:br/>
       <w:br/>
     </w:r>

--- a/klagomål/A 6327-2026 FSC-klagomål.docx
+++ b/klagomål/A 6327-2026 FSC-klagomål.docx
@@ -712,7 +712,7 @@
     <w:r>
       <w:tab/>
       <w:tab/>
-      <w:t>2026-08-26</w:t>
+      <w:t>2026-08-27</w:t>
       <w:br/>
       <w:br/>
     </w:r>

--- a/klagomål/A 6327-2026 FSC-klagomål.docx
+++ b/klagomål/A 6327-2026 FSC-klagomål.docx
@@ -712,7 +712,7 @@
     <w:r>
       <w:tab/>
       <w:tab/>
-      <w:t>2026-08-27</w:t>
+      <w:t>2026-08-28</w:t>
       <w:br/>
       <w:br/>
     </w:r>

--- a/klagomål/A 6327-2026 FSC-klagomål.docx
+++ b/klagomål/A 6327-2026 FSC-klagomål.docx
@@ -712,7 +712,7 @@
     <w:r>
       <w:tab/>
       <w:tab/>
-      <w:t>2026-08-28</w:t>
+      <w:t>2026-08-29</w:t>
       <w:br/>
       <w:br/>
     </w:r>

--- a/klagomål/A 6327-2026 FSC-klagomål.docx
+++ b/klagomål/A 6327-2026 FSC-klagomål.docx
@@ -712,7 +712,7 @@
     <w:r>
       <w:tab/>
       <w:tab/>
-      <w:t>2026-08-29</w:t>
+      <w:t>2026-08-31</w:t>
       <w:br/>
       <w:br/>
     </w:r>

--- a/klagomål/A 6327-2026 FSC-klagomål.docx
+++ b/klagomål/A 6327-2026 FSC-klagomål.docx
@@ -712,7 +712,7 @@
     <w:r>
       <w:tab/>
       <w:tab/>
-      <w:t>2026-08-31</w:t>
+      <w:t>2026-09-01</w:t>
       <w:br/>
       <w:br/>
     </w:r>

--- a/klagomål/A 6327-2026 FSC-klagomål.docx
+++ b/klagomål/A 6327-2026 FSC-klagomål.docx
@@ -712,7 +712,7 @@
     <w:r>
       <w:tab/>
       <w:tab/>
-      <w:t>2026-09-01</w:t>
+      <w:t>2026-09-02</w:t>
       <w:br/>
       <w:br/>
     </w:r>

--- a/klagomål/A 6327-2026 FSC-klagomål.docx
+++ b/klagomål/A 6327-2026 FSC-klagomål.docx
@@ -712,7 +712,7 @@
     <w:r>
       <w:tab/>
       <w:tab/>
-      <w:t>2026-09-02</w:t>
+      <w:t>2026-09-03</w:t>
       <w:br/>
       <w:br/>
     </w:r>

--- a/klagomål/A 6327-2026 FSC-klagomål.docx
+++ b/klagomål/A 6327-2026 FSC-klagomål.docx
@@ -712,7 +712,7 @@
     <w:r>
       <w:tab/>
       <w:tab/>
-      <w:t>2026-09-03</w:t>
+      <w:t>2026-09-04</w:t>
       <w:br/>
       <w:br/>
     </w:r>

--- a/klagomål/A 6327-2026 FSC-klagomål.docx
+++ b/klagomål/A 6327-2026 FSC-klagomål.docx
@@ -712,7 +712,7 @@
     <w:r>
       <w:tab/>
       <w:tab/>
-      <w:t>2026-09-04</w:t>
+      <w:t>2026-09-05</w:t>
       <w:br/>
       <w:br/>
     </w:r>
